--- a/論文ドキュメント/第7章_デュアルエンジンとKVキャッシュハブ_v2.docx
+++ b/論文ドキュメント/第7章_デュアルエンジンとKVキャッシュハブ_v2.docx
@@ -65,86 +65,223 @@
     <w:p>
       <w:pPr>
         <w:rPr>
+          <w:rFonts w:ascii="Yu Gothic" w:eastAsia="Yu Gothic" w:hAnsi="Yu Gothic"/>
+          <w:sz w:val="24"/>
+        </w:rPr>
+      </w:pPr>
+    </w:p>
+    <w:p>
+      <w:pPr>
+        <w:rPr>
+          <w:rFonts w:ascii="Yu Gothic" w:eastAsia="Yu Gothic" w:hAnsi="Yu Gothic"/>
+          <w:sz w:val="24"/>
+        </w:rPr>
+      </w:pPr>
+      <w:r>
+        <w:rPr>
+          <w:rFonts w:ascii="Yu Gothic" w:eastAsia="Yu Gothic" w:hAnsi="Yu Gothic"/>
+          <w:sz w:val="24"/>
+        </w:rPr>
+        <w:t xml:space="preserve">―【本章で解決する問題（LLM視点）】―  </w:t>
+      </w:r>
+    </w:p>
+    <w:p>
+      <w:pPr>
+        <w:rPr>
+          <w:rFonts w:ascii="Yu Gothic" w:eastAsia="Yu Gothic" w:hAnsi="Yu Gothic"/>
+          <w:sz w:val="24"/>
+        </w:rPr>
+      </w:pPr>
+      <w:r>
+        <w:rPr>
+          <w:rFonts w:ascii="Yu Gothic" w:eastAsia="Yu Gothic" w:hAnsi="Yu Gothic"/>
+          <w:sz w:val="24"/>
+        </w:rPr>
+        <w:t>これまでの章で、記憶・検索・判断・時間・代謝といった機能を個別に定義してきたが、LLMは単体ではこれらを統合的に扱う構造を持っていない。</w:t>
+      </w:r>
+    </w:p>
+    <w:p>
+      <w:pPr>
+        <w:rPr>
+          <w:rFonts w:ascii="Yu Gothic" w:eastAsia="Yu Gothic" w:hAnsi="Yu Gothic"/>
+          <w:sz w:val="24"/>
+        </w:rPr>
+      </w:pPr>
+      <w:r>
+        <w:rPr>
+          <w:rFonts w:ascii="Yu Gothic" w:eastAsia="Yu Gothic" w:hAnsi="Yu Gothic"/>
+          <w:sz w:val="24"/>
+        </w:rPr>
+        <w:t>その結果、以下の問題が発生する。</w:t>
+      </w:r>
+    </w:p>
+    <w:p>
+      <w:pPr>
+        <w:rPr>
+          <w:rFonts w:ascii="Yu Gothic" w:eastAsia="Yu Gothic" w:hAnsi="Yu Gothic"/>
+          <w:sz w:val="24"/>
+        </w:rPr>
+      </w:pPr>
+    </w:p>
+    <w:p>
+      <w:pPr>
+        <w:ind w:leftChars="337" w:left="708"/>
+        <w:rPr>
+          <w:rFonts w:ascii="Yu Gothic" w:eastAsia="Yu Gothic" w:hAnsi="Yu Gothic"/>
+          <w:sz w:val="24"/>
+        </w:rPr>
+      </w:pPr>
+      <w:r>
+        <w:rPr>
+          <w:rFonts w:ascii="Yu Gothic" w:eastAsia="Yu Gothic" w:hAnsi="Yu Gothic"/>
+          <w:sz w:val="24"/>
+        </w:rPr>
+        <w:t>・</w:t>
+      </w:r>
+      <w:r>
+        <w:rPr>
           <w:rFonts w:ascii="Yu Gothic" w:eastAsia="Yu Gothic" w:hAnsi="Yu Gothic" w:hint="eastAsia"/>
           <w:sz w:val="24"/>
         </w:rPr>
-      </w:pPr>
-    </w:p>
-    <w:p>
-      <w:pPr>
-        <w:rPr>
-          <w:rFonts w:ascii="Yu Gothic" w:eastAsia="Yu Gothic" w:hAnsi="Yu Gothic"/>
-          <w:sz w:val="24"/>
-        </w:rPr>
-      </w:pPr>
-      <w:r>
-        <w:rPr>
-          <w:rFonts w:ascii="Yu Gothic" w:eastAsia="Yu Gothic" w:hAnsi="Yu Gothic"/>
-          <w:sz w:val="24"/>
-        </w:rPr>
-        <w:t xml:space="preserve">―【本章で解決する問題（LLM視点）】―  </w:t>
-      </w:r>
-    </w:p>
-    <w:p>
-      <w:pPr>
+        <w:t>全体がブラックボックス化してしまう。</w:t>
+      </w:r>
+    </w:p>
+    <w:p>
+      <w:pPr>
+        <w:ind w:leftChars="337" w:left="708"/>
+        <w:rPr>
+          <w:rFonts w:ascii="Yu Gothic" w:eastAsia="Yu Gothic" w:hAnsi="Yu Gothic"/>
+          <w:sz w:val="24"/>
+        </w:rPr>
+      </w:pPr>
+      <w:r>
+        <w:rPr>
+          <w:rFonts w:ascii="Yu Gothic" w:eastAsia="Yu Gothic" w:hAnsi="Yu Gothic"/>
+          <w:sz w:val="24"/>
+        </w:rPr>
+        <w:t>・記憶と推論が混在し、状態管理が困難になる</w:t>
+      </w:r>
+      <w:r>
         <w:rPr>
           <w:rFonts w:ascii="Yu Gothic" w:eastAsia="Yu Gothic" w:hAnsi="Yu Gothic" w:hint="eastAsia"/>
           <w:sz w:val="24"/>
         </w:rPr>
-      </w:pPr>
-      <w:r>
-        <w:rPr>
-          <w:rFonts w:ascii="Yu Gothic" w:eastAsia="Yu Gothic" w:hAnsi="Yu Gothic"/>
-          <w:sz w:val="24"/>
-        </w:rPr>
-        <w:t>これまでの章で、記憶・検索・判断・時間・代謝といった機能を個別に定義してきたが、LLMは単体ではこれらを統合的に扱う構造を持っていない。</w:t>
-      </w:r>
-    </w:p>
-    <w:p>
-      <w:pPr>
-        <w:rPr>
-          <w:rFonts w:ascii="Yu Gothic" w:eastAsia="Yu Gothic" w:hAnsi="Yu Gothic"/>
-          <w:sz w:val="24"/>
-        </w:rPr>
-      </w:pPr>
-      <w:r>
-        <w:rPr>
-          <w:rFonts w:ascii="Yu Gothic" w:eastAsia="Yu Gothic" w:hAnsi="Yu Gothic"/>
-          <w:sz w:val="24"/>
-        </w:rPr>
-        <w:t>その結果、以下の問題が発生する。</w:t>
-      </w:r>
-    </w:p>
-    <w:p>
-      <w:pPr>
-        <w:rPr>
-          <w:rFonts w:ascii="Yu Gothic" w:eastAsia="Yu Gothic" w:hAnsi="Yu Gothic"/>
-          <w:sz w:val="24"/>
-        </w:rPr>
-      </w:pPr>
+        <w:t>。</w:t>
+      </w:r>
     </w:p>
     <w:p>
       <w:pPr>
         <w:ind w:leftChars="337" w:left="708"/>
         <w:rPr>
+          <w:rFonts w:ascii="Yu Gothic" w:eastAsia="Yu Gothic" w:hAnsi="Yu Gothic"/>
+          <w:sz w:val="24"/>
+        </w:rPr>
+      </w:pPr>
+      <w:r>
+        <w:rPr>
+          <w:rFonts w:ascii="Yu Gothic" w:eastAsia="Yu Gothic" w:hAnsi="Yu Gothic"/>
+          <w:sz w:val="24"/>
+        </w:rPr>
+        <w:t>・処理の流れが不透明で、拡張や制御が難しい</w:t>
+      </w:r>
+      <w:r>
+        <w:rPr>
           <w:rFonts w:ascii="Yu Gothic" w:eastAsia="Yu Gothic" w:hAnsi="Yu Gothic" w:hint="eastAsia"/>
           <w:sz w:val="24"/>
         </w:rPr>
-      </w:pPr>
-      <w:r>
-        <w:rPr>
-          <w:rFonts w:ascii="Yu Gothic" w:eastAsia="Yu Gothic" w:hAnsi="Yu Gothic"/>
-          <w:sz w:val="24"/>
-        </w:rPr>
-        <w:t>・</w:t>
+        <w:t>。</w:t>
+      </w:r>
+    </w:p>
+    <w:p>
+      <w:pPr>
+        <w:rPr>
+          <w:rFonts w:ascii="Yu Gothic" w:eastAsia="Yu Gothic" w:hAnsi="Yu Gothic"/>
+          <w:sz w:val="24"/>
+        </w:rPr>
+      </w:pPr>
+    </w:p>
+    <w:p>
+      <w:pPr>
+        <w:rPr>
+          <w:rFonts w:ascii="Yu Gothic" w:eastAsia="Yu Gothic" w:hAnsi="Yu Gothic"/>
+          <w:sz w:val="24"/>
+        </w:rPr>
+      </w:pPr>
+      <w:r>
+        <w:rPr>
+          <w:rFonts w:ascii="Yu Gothic" w:eastAsia="Yu Gothic" w:hAnsi="Yu Gothic"/>
+          <w:sz w:val="24"/>
+        </w:rPr>
+        <w:t>これらは「</w:t>
       </w:r>
       <w:r>
         <w:rPr>
           <w:rFonts w:ascii="Yu Gothic" w:eastAsia="Yu Gothic" w:hAnsi="Yu Gothic" w:hint="eastAsia"/>
           <w:sz w:val="24"/>
         </w:rPr>
-        <w:t>全体がブラックボックス化してしまう。</w:t>
-      </w:r>
+        <w:t>記憶代謝機構</w:t>
+      </w:r>
+      <w:r>
+        <w:rPr>
+          <w:rFonts w:ascii="Yu Gothic" w:eastAsia="Yu Gothic" w:hAnsi="Yu Gothic"/>
+          <w:sz w:val="24"/>
+        </w:rPr>
+        <w:t>」が欠如していることに起因する。</w:t>
+      </w:r>
+    </w:p>
+    <w:p>
+      <w:pPr>
+        <w:rPr>
+          <w:rFonts w:ascii="Yu Gothic" w:eastAsia="Yu Gothic" w:hAnsi="Yu Gothic"/>
+          <w:sz w:val="24"/>
+        </w:rPr>
+      </w:pPr>
+    </w:p>
+    <w:p>
+      <w:pPr>
+        <w:rPr>
+          <w:rFonts w:ascii="Yu Gothic" w:eastAsia="Yu Gothic" w:hAnsi="Yu Gothic"/>
+          <w:sz w:val="24"/>
+        </w:rPr>
+      </w:pPr>
+    </w:p>
+    <w:p>
+      <w:pPr>
+        <w:rPr>
+          <w:rFonts w:ascii="Yu Gothic" w:eastAsia="Yu Gothic" w:hAnsi="Yu Gothic"/>
+          <w:sz w:val="24"/>
+        </w:rPr>
+      </w:pPr>
+      <w:r>
+        <w:rPr>
+          <w:rFonts w:ascii="Yu Gothic" w:eastAsia="Yu Gothic" w:hAnsi="Yu Gothic"/>
+          <w:sz w:val="24"/>
+        </w:rPr>
+        <w:t xml:space="preserve">―【現実に改善されること（業務視点）】―  </w:t>
+      </w:r>
+    </w:p>
+    <w:p>
+      <w:pPr>
+        <w:rPr>
+          <w:rFonts w:ascii="Yu Gothic" w:eastAsia="Yu Gothic" w:hAnsi="Yu Gothic"/>
+          <w:sz w:val="24"/>
+        </w:rPr>
+      </w:pPr>
+      <w:r>
+        <w:rPr>
+          <w:rFonts w:ascii="Yu Gothic" w:eastAsia="Yu Gothic" w:hAnsi="Yu Gothic"/>
+          <w:sz w:val="24"/>
+        </w:rPr>
+        <w:t>本章のアプローチにより、以下が実現される。</w:t>
+      </w:r>
+    </w:p>
+    <w:p>
+      <w:pPr>
+        <w:rPr>
+          <w:rFonts w:ascii="Yu Gothic" w:eastAsia="Yu Gothic" w:hAnsi="Yu Gothic"/>
+          <w:sz w:val="24"/>
+        </w:rPr>
+      </w:pPr>
     </w:p>
     <w:p>
       <w:pPr>
@@ -159,7 +296,7 @@
           <w:rFonts w:ascii="Yu Gothic" w:eastAsia="Yu Gothic" w:hAnsi="Yu Gothic"/>
           <w:sz w:val="24"/>
         </w:rPr>
-        <w:t>・記憶と推論が混在し、状態管理が困難になる</w:t>
+        <w:t>・AIの処理が明確なパイプラインとして整理される</w:t>
       </w:r>
       <w:r>
         <w:rPr>
@@ -173,16 +310,39 @@
       <w:pPr>
         <w:ind w:leftChars="337" w:left="708"/>
         <w:rPr>
+          <w:rFonts w:ascii="Yu Gothic" w:eastAsia="Yu Gothic" w:hAnsi="Yu Gothic"/>
+          <w:sz w:val="24"/>
+        </w:rPr>
+      </w:pPr>
+      <w:r>
+        <w:rPr>
+          <w:rFonts w:ascii="Yu Gothic" w:eastAsia="Yu Gothic" w:hAnsi="Yu Gothic"/>
+          <w:sz w:val="24"/>
+        </w:rPr>
+        <w:t>・記憶処理と推論処理を分離し、安定した挙動を実現できる</w:t>
+      </w:r>
+      <w:r>
+        <w:rPr>
           <w:rFonts w:ascii="Yu Gothic" w:eastAsia="Yu Gothic" w:hAnsi="Yu Gothic" w:hint="eastAsia"/>
           <w:sz w:val="24"/>
         </w:rPr>
-      </w:pPr>
-      <w:r>
-        <w:rPr>
-          <w:rFonts w:ascii="Yu Gothic" w:eastAsia="Yu Gothic" w:hAnsi="Yu Gothic"/>
-          <w:sz w:val="24"/>
-        </w:rPr>
-        <w:t>・処理の流れが不透明で、拡張や制御が難しい</w:t>
+        <w:t>。</w:t>
+      </w:r>
+    </w:p>
+    <w:p>
+      <w:pPr>
+        <w:ind w:leftChars="337" w:left="708"/>
+        <w:rPr>
+          <w:rFonts w:ascii="Yu Gothic" w:eastAsia="Yu Gothic" w:hAnsi="Yu Gothic"/>
+          <w:sz w:val="24"/>
+        </w:rPr>
+      </w:pPr>
+      <w:r>
+        <w:rPr>
+          <w:rFonts w:ascii="Yu Gothic" w:eastAsia="Yu Gothic" w:hAnsi="Yu Gothic"/>
+          <w:sz w:val="24"/>
+        </w:rPr>
+        <w:t>・各機能を独立して拡張・調整できる柔軟な構造を持つ</w:t>
       </w:r>
       <w:r>
         <w:rPr>
@@ -194,94 +354,26 @@
     </w:p>
     <w:p>
       <w:pPr>
-        <w:rPr>
-          <w:rFonts w:ascii="Yu Gothic" w:eastAsia="Yu Gothic" w:hAnsi="Yu Gothic"/>
-          <w:sz w:val="24"/>
-        </w:rPr>
-      </w:pPr>
-    </w:p>
-    <w:p>
-      <w:pPr>
-        <w:rPr>
-          <w:rFonts w:ascii="Yu Gothic" w:eastAsia="Yu Gothic" w:hAnsi="Yu Gothic"/>
-          <w:sz w:val="24"/>
-        </w:rPr>
-      </w:pPr>
-      <w:r>
-        <w:rPr>
-          <w:rFonts w:ascii="Yu Gothic" w:eastAsia="Yu Gothic" w:hAnsi="Yu Gothic"/>
-          <w:sz w:val="24"/>
-        </w:rPr>
-        <w:t>これらは「</w:t>
+        <w:ind w:leftChars="337" w:left="708"/>
+        <w:rPr>
+          <w:rFonts w:ascii="Yu Gothic" w:eastAsia="Yu Gothic" w:hAnsi="Yu Gothic"/>
+          <w:sz w:val="24"/>
+        </w:rPr>
+      </w:pPr>
+      <w:r>
+        <w:rPr>
+          <w:rFonts w:ascii="Yu Gothic" w:eastAsia="Yu Gothic" w:hAnsi="Yu Gothic"/>
+          <w:sz w:val="24"/>
+        </w:rPr>
+        <w:t>・長期運用において一貫性のある思考フローを維持できる</w:t>
       </w:r>
       <w:r>
         <w:rPr>
           <w:rFonts w:ascii="Yu Gothic" w:eastAsia="Yu Gothic" w:hAnsi="Yu Gothic" w:hint="eastAsia"/>
           <w:sz w:val="24"/>
         </w:rPr>
-        <w:t>記憶代謝機構</w:t>
-      </w:r>
-      <w:r>
-        <w:rPr>
-          <w:rFonts w:ascii="Yu Gothic" w:eastAsia="Yu Gothic" w:hAnsi="Yu Gothic"/>
-          <w:sz w:val="24"/>
-        </w:rPr>
-        <w:t>」が欠如していることに起因する。</w:t>
-      </w:r>
-    </w:p>
-    <w:p>
-      <w:pPr>
-        <w:rPr>
-          <w:rFonts w:ascii="Yu Gothic" w:eastAsia="Yu Gothic" w:hAnsi="Yu Gothic"/>
-          <w:sz w:val="24"/>
-        </w:rPr>
-      </w:pPr>
-    </w:p>
-    <w:p>
-      <w:pPr>
-        <w:rPr>
-          <w:rFonts w:ascii="Yu Gothic" w:eastAsia="Yu Gothic" w:hAnsi="Yu Gothic"/>
-          <w:sz w:val="24"/>
-        </w:rPr>
-      </w:pPr>
-    </w:p>
-    <w:p>
-      <w:pPr>
-        <w:rPr>
-          <w:rFonts w:ascii="Yu Gothic" w:eastAsia="Yu Gothic" w:hAnsi="Yu Gothic"/>
-          <w:sz w:val="24"/>
-        </w:rPr>
-      </w:pPr>
-      <w:r>
-        <w:rPr>
-          <w:rFonts w:ascii="Yu Gothic" w:eastAsia="Yu Gothic" w:hAnsi="Yu Gothic"/>
-          <w:sz w:val="24"/>
-        </w:rPr>
-        <w:t xml:space="preserve">―【現実に改善されること（業務視点）】―  </w:t>
-      </w:r>
-    </w:p>
-    <w:p>
-      <w:pPr>
-        <w:rPr>
-          <w:rFonts w:ascii="Yu Gothic" w:eastAsia="Yu Gothic" w:hAnsi="Yu Gothic"/>
-          <w:sz w:val="24"/>
-        </w:rPr>
-      </w:pPr>
-      <w:r>
-        <w:rPr>
-          <w:rFonts w:ascii="Yu Gothic" w:eastAsia="Yu Gothic" w:hAnsi="Yu Gothic"/>
-          <w:sz w:val="24"/>
-        </w:rPr>
-        <w:t>本章のアプローチにより、以下が実現される。</w:t>
-      </w:r>
-    </w:p>
-    <w:p>
-      <w:pPr>
-        <w:rPr>
-          <w:rFonts w:ascii="Yu Gothic" w:eastAsia="Yu Gothic" w:hAnsi="Yu Gothic"/>
-          <w:sz w:val="24"/>
-        </w:rPr>
-      </w:pPr>
+        <w:t>。</w:t>
+      </w:r>
     </w:p>
     <w:p>
       <w:pPr>
@@ -296,7 +388,7 @@
           <w:rFonts w:ascii="Yu Gothic" w:eastAsia="Yu Gothic" w:hAnsi="Yu Gothic"/>
           <w:sz w:val="24"/>
         </w:rPr>
-        <w:t>・AIの処理が明確なパイプラインとして整理される</w:t>
+        <w:t>・システム全体の可視性が向上する</w:t>
       </w:r>
       <w:r>
         <w:rPr>
@@ -308,123 +400,31 @@
     </w:p>
     <w:p>
       <w:pPr>
-        <w:ind w:leftChars="337" w:left="708"/>
-        <w:rPr>
-          <w:rFonts w:ascii="Yu Gothic" w:eastAsia="Yu Gothic" w:hAnsi="Yu Gothic"/>
-          <w:sz w:val="24"/>
-        </w:rPr>
-      </w:pPr>
-      <w:r>
-        <w:rPr>
-          <w:rFonts w:ascii="Yu Gothic" w:eastAsia="Yu Gothic" w:hAnsi="Yu Gothic"/>
-          <w:sz w:val="24"/>
-        </w:rPr>
-        <w:t>・記憶処理と推論処理を分離し、安定した挙動を実現できる</w:t>
+        <w:rPr>
+          <w:rFonts w:ascii="Yu Gothic" w:eastAsia="Yu Gothic" w:hAnsi="Yu Gothic"/>
+          <w:sz w:val="24"/>
+        </w:rPr>
+      </w:pPr>
+    </w:p>
+    <w:p>
+      <w:pPr>
+        <w:rPr>
+          <w:rFonts w:ascii="Yu Gothic" w:eastAsia="Yu Gothic" w:hAnsi="Yu Gothic"/>
+          <w:sz w:val="24"/>
+        </w:rPr>
+      </w:pPr>
+      <w:r>
+        <w:rPr>
+          <w:rFonts w:ascii="Yu Gothic" w:eastAsia="Yu Gothic" w:hAnsi="Yu Gothic"/>
+          <w:sz w:val="24"/>
+        </w:rPr>
+        <w:t>これにより、AIは単一モデルの挙動ではなく</w:t>
       </w:r>
       <w:r>
         <w:rPr>
           <w:rFonts w:ascii="Yu Gothic" w:eastAsia="Yu Gothic" w:hAnsi="Yu Gothic" w:hint="eastAsia"/>
           <w:sz w:val="24"/>
         </w:rPr>
-        <w:t>。</w:t>
-      </w:r>
-    </w:p>
-    <w:p>
-      <w:pPr>
-        <w:ind w:leftChars="337" w:left="708"/>
-        <w:rPr>
-          <w:rFonts w:ascii="Yu Gothic" w:eastAsia="Yu Gothic" w:hAnsi="Yu Gothic"/>
-          <w:sz w:val="24"/>
-        </w:rPr>
-      </w:pPr>
-      <w:r>
-        <w:rPr>
-          <w:rFonts w:ascii="Yu Gothic" w:eastAsia="Yu Gothic" w:hAnsi="Yu Gothic"/>
-          <w:sz w:val="24"/>
-        </w:rPr>
-        <w:t>・各機能を独立して拡張・調整できる柔軟な構造を持つ</w:t>
-      </w:r>
-      <w:r>
-        <w:rPr>
-          <w:rFonts w:ascii="Yu Gothic" w:eastAsia="Yu Gothic" w:hAnsi="Yu Gothic" w:hint="eastAsia"/>
-          <w:sz w:val="24"/>
-        </w:rPr>
-        <w:t>。</w:t>
-      </w:r>
-    </w:p>
-    <w:p>
-      <w:pPr>
-        <w:ind w:leftChars="337" w:left="708"/>
-        <w:rPr>
-          <w:rFonts w:ascii="Yu Gothic" w:eastAsia="Yu Gothic" w:hAnsi="Yu Gothic"/>
-          <w:sz w:val="24"/>
-        </w:rPr>
-      </w:pPr>
-      <w:r>
-        <w:rPr>
-          <w:rFonts w:ascii="Yu Gothic" w:eastAsia="Yu Gothic" w:hAnsi="Yu Gothic"/>
-          <w:sz w:val="24"/>
-        </w:rPr>
-        <w:t>・長期運用において一貫性のある思考フローを維持できる</w:t>
-      </w:r>
-      <w:r>
-        <w:rPr>
-          <w:rFonts w:ascii="Yu Gothic" w:eastAsia="Yu Gothic" w:hAnsi="Yu Gothic" w:hint="eastAsia"/>
-          <w:sz w:val="24"/>
-        </w:rPr>
-        <w:t>。</w:t>
-      </w:r>
-    </w:p>
-    <w:p>
-      <w:pPr>
-        <w:ind w:leftChars="337" w:left="708"/>
-        <w:rPr>
-          <w:rFonts w:ascii="Yu Gothic" w:eastAsia="Yu Gothic" w:hAnsi="Yu Gothic"/>
-          <w:sz w:val="24"/>
-        </w:rPr>
-      </w:pPr>
-      <w:r>
-        <w:rPr>
-          <w:rFonts w:ascii="Yu Gothic" w:eastAsia="Yu Gothic" w:hAnsi="Yu Gothic"/>
-          <w:sz w:val="24"/>
-        </w:rPr>
-        <w:t>・システム全体の可視性が向上する</w:t>
-      </w:r>
-      <w:r>
-        <w:rPr>
-          <w:rFonts w:ascii="Yu Gothic" w:eastAsia="Yu Gothic" w:hAnsi="Yu Gothic" w:hint="eastAsia"/>
-          <w:sz w:val="24"/>
-        </w:rPr>
-        <w:t>。</w:t>
-      </w:r>
-    </w:p>
-    <w:p>
-      <w:pPr>
-        <w:rPr>
-          <w:rFonts w:ascii="Yu Gothic" w:eastAsia="Yu Gothic" w:hAnsi="Yu Gothic"/>
-          <w:sz w:val="24"/>
-        </w:rPr>
-      </w:pPr>
-    </w:p>
-    <w:p>
-      <w:pPr>
-        <w:rPr>
-          <w:rFonts w:ascii="Yu Gothic" w:eastAsia="Yu Gothic" w:hAnsi="Yu Gothic"/>
-          <w:sz w:val="24"/>
-        </w:rPr>
-      </w:pPr>
-      <w:r>
-        <w:rPr>
-          <w:rFonts w:ascii="Yu Gothic" w:eastAsia="Yu Gothic" w:hAnsi="Yu Gothic"/>
-          <w:sz w:val="24"/>
-        </w:rPr>
-        <w:t>これにより、AIは単一モデルの挙動ではなく</w:t>
-      </w:r>
-      <w:r>
-        <w:rPr>
-          <w:rFonts w:ascii="Yu Gothic" w:eastAsia="Yu Gothic" w:hAnsi="Yu Gothic" w:hint="eastAsia"/>
-          <w:sz w:val="24"/>
-        </w:rPr>
         <w:t>システム</w:t>
       </w:r>
       <w:r>
@@ -469,7 +469,7 @@
     <w:p>
       <w:pPr>
         <w:rPr>
-          <w:rFonts w:ascii="Yu Gothic" w:eastAsia="Yu Gothic" w:hAnsi="Yu Gothic" w:hint="eastAsia"/>
+          <w:rFonts w:ascii="Yu Gothic" w:eastAsia="Yu Gothic" w:hAnsi="Yu Gothic"/>
           <w:sz w:val="24"/>
         </w:rPr>
       </w:pPr>
@@ -774,7 +774,7 @@
     <w:p>
       <w:pPr>
         <w:rPr>
-          <w:rFonts w:ascii="Yu Gothic" w:eastAsia="Yu Gothic" w:hAnsi="Yu Gothic" w:hint="eastAsia"/>
+          <w:rFonts w:ascii="Yu Gothic" w:eastAsia="Yu Gothic" w:hAnsi="Yu Gothic"/>
           <w:sz w:val="24"/>
         </w:rPr>
       </w:pPr>
@@ -855,7 +855,7 @@
     <w:p>
       <w:pPr>
         <w:rPr>
-          <w:rFonts w:ascii="Yu Gothic" w:eastAsia="Yu Gothic" w:hAnsi="Yu Gothic" w:hint="eastAsia"/>
+          <w:rFonts w:ascii="Yu Gothic" w:eastAsia="Yu Gothic" w:hAnsi="Yu Gothic"/>
           <w:b/>
           <w:bCs/>
           <w:sz w:val="24"/>
@@ -867,7 +867,7 @@
           <w:sz w:val="24"/>
         </w:rPr>
         <w:pict w14:anchorId="20BC518C">
-          <v:rect id="_x0000_i1054" style="width:0;height:1.5pt" o:hralign="center" o:hrstd="t" o:hr="t" fillcolor="#a0a0a0" stroked="f">
+          <v:rect id="_x0000_i1025" style="width:0;height:1.5pt" o:hralign="center" o:hrstd="t" o:hr="t" fillcolor="#a0a0a0" stroked="f">
             <v:textbox inset="5.85pt,.7pt,5.85pt,.7pt"/>
           </v:rect>
         </w:pict>
@@ -896,7 +896,7 @@
     <w:p>
       <w:pPr>
         <w:rPr>
-          <w:rFonts w:ascii="Yu Gothic" w:eastAsia="Yu Gothic" w:hAnsi="Yu Gothic" w:hint="eastAsia"/>
+          <w:rFonts w:ascii="Yu Gothic" w:eastAsia="Yu Gothic" w:hAnsi="Yu Gothic"/>
           <w:b/>
           <w:bCs/>
           <w:sz w:val="24"/>
@@ -908,7 +908,7 @@
           <w:sz w:val="24"/>
         </w:rPr>
         <w:pict w14:anchorId="4D78676A">
-          <v:rect id="_x0000_i1055" style="width:0;height:1.5pt" o:hralign="center" o:hrstd="t" o:hr="t" fillcolor="#a0a0a0" stroked="f">
+          <v:rect id="_x0000_i1026" style="width:0;height:1.5pt" o:hralign="center" o:hrstd="t" o:hr="t" fillcolor="#a0a0a0" stroked="f">
             <v:textbox inset="5.85pt,.7pt,5.85pt,.7pt"/>
           </v:rect>
         </w:pict>
@@ -962,7 +962,7 @@
         </w:rPr>
         <w:lastRenderedPageBreak/>
         <w:drawing>
-          <wp:inline distT="0" distB="0" distL="0" distR="0" wp14:anchorId="6E89415F" wp14:editId="195899B1">
+          <wp:inline distT="0" distB="0" distL="0" distR="0" wp14:anchorId="6E89415F" wp14:editId="56406199">
             <wp:extent cx="6209968" cy="7775805"/>
             <wp:effectExtent l="0" t="0" r="635" b="0"/>
             <wp:docPr id="1498571621" name="図 1"/>
@@ -2273,48 +2273,6 @@
           <w:sz w:val="24"/>
         </w:rPr>
         <w:pict w14:anchorId="0BF6A439">
-          <v:rect id="_x0000_i1026" style="width:0;height:1.5pt" o:hralign="center" o:hrstd="t" o:hr="t" fillcolor="#a0a0a0" stroked="f">
-            <v:textbox inset="5.85pt,.7pt,5.85pt,.7pt"/>
-          </v:rect>
-        </w:pict>
-      </w:r>
-    </w:p>
-    <w:p>
-      <w:pPr>
-        <w:jc w:val="center"/>
-        <w:rPr>
-          <w:rFonts w:ascii="Yu Gothic" w:eastAsia="Yu Gothic" w:hAnsi="Yu Gothic"/>
-          <w:b/>
-          <w:bCs/>
-          <w:sz w:val="24"/>
-        </w:rPr>
-      </w:pPr>
-      <w:r>
-        <w:rPr>
-          <w:rFonts w:ascii="Yu Gothic" w:eastAsia="Yu Gothic" w:hAnsi="Yu Gothic"/>
-          <w:b/>
-          <w:bCs/>
-          <w:sz w:val="24"/>
-        </w:rPr>
-        <w:t>アーキテクチャ概観と主要コンポーネント</w:t>
-      </w:r>
-    </w:p>
-    <w:p>
-      <w:pPr>
-        <w:jc w:val="center"/>
-        <w:rPr>
-          <w:rFonts w:ascii="Yu Gothic" w:eastAsia="Yu Gothic" w:hAnsi="Yu Gothic"/>
-          <w:b/>
-          <w:bCs/>
-          <w:sz w:val="24"/>
-        </w:rPr>
-      </w:pPr>
-      <w:r>
-        <w:rPr>
-          <w:rFonts w:ascii="Yu Gothic" w:eastAsia="Yu Gothic" w:hAnsi="Yu Gothic"/>
-          <w:sz w:val="24"/>
-        </w:rPr>
-        <w:pict w14:anchorId="76C2DDC6">
           <v:rect id="_x0000_i1027" style="width:0;height:1.5pt" o:hralign="center" o:hrstd="t" o:hr="t" fillcolor="#a0a0a0" stroked="f">
             <v:textbox inset="5.85pt,.7pt,5.85pt,.7pt"/>
           </v:rect>
@@ -2323,8 +2281,50 @@
     </w:p>
     <w:p>
       <w:pPr>
-        <w:rPr>
-          <w:rFonts w:ascii="Yu Gothic" w:eastAsia="Yu Gothic" w:hAnsi="Yu Gothic" w:hint="eastAsia"/>
+        <w:jc w:val="center"/>
+        <w:rPr>
+          <w:rFonts w:ascii="Yu Gothic" w:eastAsia="Yu Gothic" w:hAnsi="Yu Gothic"/>
+          <w:b/>
+          <w:bCs/>
+          <w:sz w:val="24"/>
+        </w:rPr>
+      </w:pPr>
+      <w:r>
+        <w:rPr>
+          <w:rFonts w:ascii="Yu Gothic" w:eastAsia="Yu Gothic" w:hAnsi="Yu Gothic"/>
+          <w:b/>
+          <w:bCs/>
+          <w:sz w:val="24"/>
+        </w:rPr>
+        <w:t>アーキテクチャ概観と主要コンポーネント</w:t>
+      </w:r>
+    </w:p>
+    <w:p>
+      <w:pPr>
+        <w:jc w:val="center"/>
+        <w:rPr>
+          <w:rFonts w:ascii="Yu Gothic" w:eastAsia="Yu Gothic" w:hAnsi="Yu Gothic"/>
+          <w:b/>
+          <w:bCs/>
+          <w:sz w:val="24"/>
+        </w:rPr>
+      </w:pPr>
+      <w:r>
+        <w:rPr>
+          <w:rFonts w:ascii="Yu Gothic" w:eastAsia="Yu Gothic" w:hAnsi="Yu Gothic"/>
+          <w:sz w:val="24"/>
+        </w:rPr>
+        <w:pict w14:anchorId="76C2DDC6">
+          <v:rect id="_x0000_i1028" style="width:0;height:1.5pt" o:hralign="center" o:hrstd="t" o:hr="t" fillcolor="#a0a0a0" stroked="f">
+            <v:textbox inset="5.85pt,.7pt,5.85pt,.7pt"/>
+          </v:rect>
+        </w:pict>
+      </w:r>
+    </w:p>
+    <w:p>
+      <w:pPr>
+        <w:rPr>
+          <w:rFonts w:ascii="Yu Gothic" w:eastAsia="Yu Gothic" w:hAnsi="Yu Gothic"/>
           <w:b/>
           <w:bCs/>
           <w:sz w:val="24"/>
@@ -2786,7 +2786,7 @@
     <w:p>
       <w:pPr>
         <w:rPr>
-          <w:rFonts w:ascii="Yu Gothic" w:eastAsia="Yu Gothic" w:hAnsi="Yu Gothic" w:hint="eastAsia"/>
+          <w:rFonts w:ascii="Yu Gothic" w:eastAsia="Yu Gothic" w:hAnsi="Yu Gothic"/>
           <w:sz w:val="24"/>
         </w:rPr>
       </w:pPr>
@@ -2817,50 +2817,50 @@
           <w:sz w:val="24"/>
         </w:rPr>
         <w:pict w14:anchorId="739E95C1">
-          <v:rect id="_x0000_i1028" style="width:0;height:1.5pt" o:hralign="center" o:hrstd="t" o:hr="t" fillcolor="#a0a0a0" stroked="f">
-            <v:textbox inset="5.85pt,.7pt,5.85pt,.7pt"/>
-          </v:rect>
-        </w:pict>
-      </w:r>
-      <w:r>
-        <w:rPr>
-          <w:rFonts w:ascii="Yu Gothic" w:eastAsia="Yu Gothic" w:hAnsi="Yu Gothic"/>
-          <w:b/>
-          <w:bCs/>
-          <w:sz w:val="24"/>
-        </w:rPr>
-        <w:t>概念</w:t>
-      </w:r>
-      <w:r>
-        <w:rPr>
-          <w:rFonts w:ascii="Yu Gothic" w:eastAsia="Yu Gothic" w:hAnsi="Yu Gothic" w:hint="eastAsia"/>
-          <w:b/>
-          <w:bCs/>
-          <w:sz w:val="24"/>
-        </w:rPr>
-        <w:t xml:space="preserve">　既存のLLMの限界</w:t>
-      </w:r>
-    </w:p>
-    <w:p>
-      <w:pPr>
-        <w:rPr>
-          <w:rFonts w:ascii="Yu Gothic" w:eastAsia="Yu Gothic" w:hAnsi="Yu Gothic" w:hint="eastAsia"/>
-          <w:b/>
-          <w:bCs/>
-          <w:sz w:val="24"/>
-        </w:rPr>
-      </w:pPr>
-      <w:r>
-        <w:rPr>
-          <w:rFonts w:ascii="Yu Gothic" w:eastAsia="Yu Gothic" w:hAnsi="Yu Gothic"/>
-          <w:sz w:val="24"/>
-        </w:rPr>
-        <w:pict w14:anchorId="6AF8ABAC">
           <v:rect id="_x0000_i1029" style="width:0;height:1.5pt" o:hralign="center" o:hrstd="t" o:hr="t" fillcolor="#a0a0a0" stroked="f">
             <v:textbox inset="5.85pt,.7pt,5.85pt,.7pt"/>
           </v:rect>
         </w:pict>
       </w:r>
+      <w:r>
+        <w:rPr>
+          <w:rFonts w:ascii="Yu Gothic" w:eastAsia="Yu Gothic" w:hAnsi="Yu Gothic"/>
+          <w:b/>
+          <w:bCs/>
+          <w:sz w:val="24"/>
+        </w:rPr>
+        <w:t>概念</w:t>
+      </w:r>
+      <w:r>
+        <w:rPr>
+          <w:rFonts w:ascii="Yu Gothic" w:eastAsia="Yu Gothic" w:hAnsi="Yu Gothic" w:hint="eastAsia"/>
+          <w:b/>
+          <w:bCs/>
+          <w:sz w:val="24"/>
+        </w:rPr>
+        <w:t xml:space="preserve">　既存のLLMの限界</w:t>
+      </w:r>
+    </w:p>
+    <w:p>
+      <w:pPr>
+        <w:rPr>
+          <w:rFonts w:ascii="Yu Gothic" w:eastAsia="Yu Gothic" w:hAnsi="Yu Gothic"/>
+          <w:b/>
+          <w:bCs/>
+          <w:sz w:val="24"/>
+        </w:rPr>
+      </w:pPr>
+      <w:r>
+        <w:rPr>
+          <w:rFonts w:ascii="Yu Gothic" w:eastAsia="Yu Gothic" w:hAnsi="Yu Gothic"/>
+          <w:sz w:val="24"/>
+        </w:rPr>
+        <w:pict w14:anchorId="6AF8ABAC">
+          <v:rect id="_x0000_i1030" style="width:0;height:1.5pt" o:hralign="center" o:hrstd="t" o:hr="t" fillcolor="#a0a0a0" stroked="f">
+            <v:textbox inset="5.85pt,.7pt,5.85pt,.7pt"/>
+          </v:rect>
+        </w:pict>
+      </w:r>
     </w:p>
     <w:p>
       <w:pPr>
@@ -3173,39 +3173,39 @@
           <w:sz w:val="24"/>
         </w:rPr>
         <w:pict w14:anchorId="365D3FFB">
-          <v:rect id="_x0000_i1030" style="width:0;height:1.5pt" o:hralign="center" o:hrstd="t" o:hr="t" fillcolor="#a0a0a0" stroked="f">
-            <v:textbox inset="5.85pt,.7pt,5.85pt,.7pt"/>
-          </v:rect>
-        </w:pict>
-      </w:r>
-      <w:r>
-        <w:rPr>
-          <w:rFonts w:ascii="Yu Gothic" w:eastAsia="Yu Gothic" w:hAnsi="Yu Gothic"/>
-          <w:b/>
-          <w:bCs/>
-          <w:sz w:val="24"/>
-        </w:rPr>
-        <w:t>■ 概念　概念ベクトル空間を直接扱えることの利点</w:t>
-      </w:r>
-    </w:p>
-    <w:p>
-      <w:pPr>
-        <w:rPr>
-          <w:rFonts w:ascii="Yu Gothic" w:eastAsia="Yu Gothic" w:hAnsi="Yu Gothic" w:hint="eastAsia"/>
-          <w:sz w:val="24"/>
-        </w:rPr>
-      </w:pPr>
-      <w:r>
-        <w:rPr>
-          <w:rFonts w:ascii="Yu Gothic" w:eastAsia="Yu Gothic" w:hAnsi="Yu Gothic"/>
-          <w:sz w:val="24"/>
-        </w:rPr>
-        <w:pict w14:anchorId="32CF79EB">
           <v:rect id="_x0000_i1031" style="width:0;height:1.5pt" o:hralign="center" o:hrstd="t" o:hr="t" fillcolor="#a0a0a0" stroked="f">
             <v:textbox inset="5.85pt,.7pt,5.85pt,.7pt"/>
           </v:rect>
         </w:pict>
       </w:r>
+      <w:r>
+        <w:rPr>
+          <w:rFonts w:ascii="Yu Gothic" w:eastAsia="Yu Gothic" w:hAnsi="Yu Gothic"/>
+          <w:b/>
+          <w:bCs/>
+          <w:sz w:val="24"/>
+        </w:rPr>
+        <w:t>■ 概念　概念ベクトル空間を直接扱えることの利点</w:t>
+      </w:r>
+    </w:p>
+    <w:p>
+      <w:pPr>
+        <w:rPr>
+          <w:rFonts w:ascii="Yu Gothic" w:eastAsia="Yu Gothic" w:hAnsi="Yu Gothic"/>
+          <w:sz w:val="24"/>
+        </w:rPr>
+      </w:pPr>
+      <w:r>
+        <w:rPr>
+          <w:rFonts w:ascii="Yu Gothic" w:eastAsia="Yu Gothic" w:hAnsi="Yu Gothic"/>
+          <w:sz w:val="24"/>
+        </w:rPr>
+        <w:pict w14:anchorId="32CF79EB">
+          <v:rect id="_x0000_i1032" style="width:0;height:1.5pt" o:hralign="center" o:hrstd="t" o:hr="t" fillcolor="#a0a0a0" stroked="f">
+            <v:textbox inset="5.85pt,.7pt,5.85pt,.7pt"/>
+          </v:rect>
+        </w:pict>
+      </w:r>
     </w:p>
     <w:p>
       <w:pPr>
@@ -3478,41 +3478,41 @@
         </w:rPr>
         <w:lastRenderedPageBreak/>
         <w:pict w14:anchorId="79A1AECD">
-          <v:rect id="_x0000_i1032" style="width:0;height:1.5pt" o:hralign="center" o:hrstd="t" o:hr="t" fillcolor="#a0a0a0" stroked="f">
-            <v:textbox inset="5.85pt,.7pt,5.85pt,.7pt"/>
-          </v:rect>
-        </w:pict>
-      </w:r>
-      <w:r>
-        <w:rPr>
-          <w:rFonts w:ascii="Yu Gothic" w:eastAsia="Yu Gothic" w:hAnsi="Yu Gothic"/>
-          <w:b/>
-          <w:bCs/>
-          <w:sz w:val="24"/>
-        </w:rPr>
-        <w:t>概念　必ずしもベクトル空間入力に対応する必要はない</w:t>
-      </w:r>
-    </w:p>
-    <w:p>
-      <w:pPr>
-        <w:rPr>
-          <w:rFonts w:ascii="Yu Gothic" w:eastAsia="Yu Gothic" w:hAnsi="Yu Gothic" w:hint="eastAsia"/>
-          <w:b/>
-          <w:bCs/>
-          <w:sz w:val="24"/>
-        </w:rPr>
-      </w:pPr>
-      <w:r>
-        <w:rPr>
-          <w:rFonts w:ascii="Yu Gothic" w:eastAsia="Yu Gothic" w:hAnsi="Yu Gothic"/>
-          <w:sz w:val="24"/>
-        </w:rPr>
-        <w:pict w14:anchorId="4FA82872">
           <v:rect id="_x0000_i1033" style="width:0;height:1.5pt" o:hralign="center" o:hrstd="t" o:hr="t" fillcolor="#a0a0a0" stroked="f">
             <v:textbox inset="5.85pt,.7pt,5.85pt,.7pt"/>
           </v:rect>
         </w:pict>
       </w:r>
+      <w:r>
+        <w:rPr>
+          <w:rFonts w:ascii="Yu Gothic" w:eastAsia="Yu Gothic" w:hAnsi="Yu Gothic"/>
+          <w:b/>
+          <w:bCs/>
+          <w:sz w:val="24"/>
+        </w:rPr>
+        <w:t>概念　必ずしもベクトル空間入力に対応する必要はない</w:t>
+      </w:r>
+    </w:p>
+    <w:p>
+      <w:pPr>
+        <w:rPr>
+          <w:rFonts w:ascii="Yu Gothic" w:eastAsia="Yu Gothic" w:hAnsi="Yu Gothic"/>
+          <w:b/>
+          <w:bCs/>
+          <w:sz w:val="24"/>
+        </w:rPr>
+      </w:pPr>
+      <w:r>
+        <w:rPr>
+          <w:rFonts w:ascii="Yu Gothic" w:eastAsia="Yu Gothic" w:hAnsi="Yu Gothic"/>
+          <w:sz w:val="24"/>
+        </w:rPr>
+        <w:pict w14:anchorId="4FA82872">
+          <v:rect id="_x0000_i1034" style="width:0;height:1.5pt" o:hralign="center" o:hrstd="t" o:hr="t" fillcolor="#a0a0a0" stroked="f">
+            <v:textbox inset="5.85pt,.7pt,5.85pt,.7pt"/>
+          </v:rect>
+        </w:pict>
+      </w:r>
     </w:p>
     <w:p>
       <w:pPr>
@@ -3752,23 +3752,23 @@
     <w:p>
       <w:pPr>
         <w:rPr>
+          <w:rFonts w:ascii="Yu Gothic" w:eastAsia="Yu Gothic" w:hAnsi="Yu Gothic"/>
+          <w:b/>
+          <w:bCs/>
+          <w:sz w:val="24"/>
+        </w:rPr>
+      </w:pPr>
+    </w:p>
+    <w:p>
+      <w:pPr>
+        <w:rPr>
+          <w:rFonts w:ascii="Yu Gothic" w:eastAsia="Yu Gothic" w:hAnsi="Yu Gothic"/>
+          <w:sz w:val="24"/>
+        </w:rPr>
+      </w:pPr>
+      <w:r>
+        <w:rPr>
           <w:rFonts w:ascii="Yu Gothic" w:eastAsia="Yu Gothic" w:hAnsi="Yu Gothic" w:hint="eastAsia"/>
-          <w:b/>
-          <w:bCs/>
-          <w:sz w:val="24"/>
-        </w:rPr>
-      </w:pPr>
-    </w:p>
-    <w:p>
-      <w:pPr>
-        <w:rPr>
-          <w:rFonts w:ascii="Yu Gothic" w:eastAsia="Yu Gothic" w:hAnsi="Yu Gothic"/>
-          <w:sz w:val="24"/>
-        </w:rPr>
-      </w:pPr>
-      <w:r>
-        <w:rPr>
-          <w:rFonts w:ascii="Yu Gothic" w:eastAsia="Yu Gothic" w:hAnsi="Yu Gothic" w:hint="eastAsia"/>
           <w:sz w:val="24"/>
         </w:rPr>
         <w:t>これは「短いプロンプトをいくつか受け取った」事と同義の、毎回新規に近い高い演算効率が発揮できる。</w:t>
@@ -3802,16 +3802,6 @@
     <w:p>
       <w:pPr>
         <w:rPr>
-          <w:rFonts w:ascii="Yu Gothic" w:eastAsia="Yu Gothic" w:hAnsi="Yu Gothic" w:cs="Segoe UI Emoji" w:hint="eastAsia"/>
-          <w:b/>
-          <w:bCs/>
-          <w:sz w:val="24"/>
-        </w:rPr>
-      </w:pPr>
-    </w:p>
-    <w:p>
-      <w:pPr>
-        <w:rPr>
           <w:rFonts w:ascii="Yu Gothic" w:eastAsia="Yu Gothic" w:hAnsi="Yu Gothic" w:cs="Segoe UI Emoji"/>
           <w:b/>
           <w:bCs/>
@@ -3821,6 +3811,16 @@
     </w:p>
     <w:p>
       <w:pPr>
+        <w:rPr>
+          <w:rFonts w:ascii="Yu Gothic" w:eastAsia="Yu Gothic" w:hAnsi="Yu Gothic" w:cs="Segoe UI Emoji"/>
+          <w:b/>
+          <w:bCs/>
+          <w:sz w:val="24"/>
+        </w:rPr>
+      </w:pPr>
+    </w:p>
+    <w:p>
+      <w:pPr>
         <w:jc w:val="center"/>
         <w:rPr>
           <w:rFonts w:ascii="Yu Gothic" w:eastAsia="Yu Gothic" w:hAnsi="Yu Gothic"/>
@@ -3835,51 +3835,51 @@
           <w:sz w:val="24"/>
         </w:rPr>
         <w:pict w14:anchorId="5E878550">
-          <v:rect id="_x0000_i1034" style="width:0;height:1.5pt" o:hralign="center" o:hrstd="t" o:hr="t" fillcolor="#a0a0a0" stroked="f">
-            <v:textbox inset="5.85pt,.7pt,5.85pt,.7pt"/>
-          </v:rect>
-        </w:pict>
-      </w:r>
-      <w:r>
-        <w:rPr>
-          <w:rFonts w:ascii="Yu Gothic" w:eastAsia="Yu Gothic" w:hAnsi="Yu Gothic" w:hint="eastAsia"/>
-          <w:b/>
-          <w:bCs/>
-          <w:sz w:val="24"/>
-        </w:rPr>
-        <w:t xml:space="preserve">■概念　</w:t>
-      </w:r>
-      <w:r>
-        <w:rPr>
-          <w:rFonts w:ascii="Yu Gothic" w:eastAsia="Yu Gothic" w:hAnsi="Yu Gothic"/>
-          <w:b/>
-          <w:bCs/>
-          <w:sz w:val="24"/>
-        </w:rPr>
-        <w:t>データフローと直列構成</w:t>
-      </w:r>
-    </w:p>
-    <w:p>
-      <w:pPr>
-        <w:jc w:val="center"/>
-        <w:rPr>
-          <w:rFonts w:ascii="Yu Gothic" w:eastAsia="Yu Gothic" w:hAnsi="Yu Gothic" w:hint="eastAsia"/>
-          <w:b/>
-          <w:bCs/>
-          <w:sz w:val="24"/>
-        </w:rPr>
-      </w:pPr>
-      <w:r>
-        <w:rPr>
-          <w:rFonts w:ascii="Yu Gothic" w:eastAsia="Yu Gothic" w:hAnsi="Yu Gothic"/>
-          <w:sz w:val="24"/>
-        </w:rPr>
-        <w:pict w14:anchorId="30F06914">
           <v:rect id="_x0000_i1035" style="width:0;height:1.5pt" o:hralign="center" o:hrstd="t" o:hr="t" fillcolor="#a0a0a0" stroked="f">
             <v:textbox inset="5.85pt,.7pt,5.85pt,.7pt"/>
           </v:rect>
         </w:pict>
       </w:r>
+      <w:r>
+        <w:rPr>
+          <w:rFonts w:ascii="Yu Gothic" w:eastAsia="Yu Gothic" w:hAnsi="Yu Gothic" w:hint="eastAsia"/>
+          <w:b/>
+          <w:bCs/>
+          <w:sz w:val="24"/>
+        </w:rPr>
+        <w:t xml:space="preserve">■概念　</w:t>
+      </w:r>
+      <w:r>
+        <w:rPr>
+          <w:rFonts w:ascii="Yu Gothic" w:eastAsia="Yu Gothic" w:hAnsi="Yu Gothic"/>
+          <w:b/>
+          <w:bCs/>
+          <w:sz w:val="24"/>
+        </w:rPr>
+        <w:t>データフローと直列構成</w:t>
+      </w:r>
+    </w:p>
+    <w:p>
+      <w:pPr>
+        <w:jc w:val="center"/>
+        <w:rPr>
+          <w:rFonts w:ascii="Yu Gothic" w:eastAsia="Yu Gothic" w:hAnsi="Yu Gothic"/>
+          <w:b/>
+          <w:bCs/>
+          <w:sz w:val="24"/>
+        </w:rPr>
+      </w:pPr>
+      <w:r>
+        <w:rPr>
+          <w:rFonts w:ascii="Yu Gothic" w:eastAsia="Yu Gothic" w:hAnsi="Yu Gothic"/>
+          <w:sz w:val="24"/>
+        </w:rPr>
+        <w:pict w14:anchorId="30F06914">
+          <v:rect id="_x0000_i1036" style="width:0;height:1.5pt" o:hralign="center" o:hrstd="t" o:hr="t" fillcolor="#a0a0a0" stroked="f">
+            <v:textbox inset="5.85pt,.7pt,5.85pt,.7pt"/>
+          </v:rect>
+        </w:pict>
+      </w:r>
     </w:p>
     <w:p>
       <w:pPr>
@@ -4443,7 +4443,7 @@
           <w:sz w:val="24"/>
         </w:rPr>
         <w:pict w14:anchorId="3B9EE27D">
-          <v:rect id="_x0000_i1036" style="width:0;height:1.5pt" o:hralign="center" o:hrstd="t" o:hr="t" fillcolor="#a0a0a0" stroked="f">
+          <v:rect id="_x0000_i1037" style="width:0;height:1.5pt" o:hralign="center" o:hrstd="t" o:hr="t" fillcolor="#a0a0a0" stroked="f">
             <v:textbox inset="5.85pt,.7pt,5.85pt,.7pt"/>
           </v:rect>
         </w:pict>
@@ -4497,7 +4497,7 @@
     <w:p>
       <w:pPr>
         <w:rPr>
-          <w:rFonts w:ascii="Yu Gothic" w:eastAsia="Yu Gothic" w:hAnsi="Yu Gothic" w:hint="eastAsia"/>
+          <w:rFonts w:ascii="Yu Gothic" w:eastAsia="Yu Gothic" w:hAnsi="Yu Gothic"/>
           <w:b/>
           <w:bCs/>
           <w:sz w:val="24"/>
@@ -4509,7 +4509,7 @@
           <w:sz w:val="24"/>
         </w:rPr>
         <w:pict w14:anchorId="3C1D0CE1">
-          <v:rect id="_x0000_i1037" style="width:0;height:1.5pt" o:hralign="center" o:hrstd="t" o:hr="t" fillcolor="#a0a0a0" stroked="f">
+          <v:rect id="_x0000_i1038" style="width:0;height:1.5pt" o:hralign="center" o:hrstd="t" o:hr="t" fillcolor="#a0a0a0" stroked="f">
             <v:textbox inset="5.85pt,.7pt,5.85pt,.7pt"/>
           </v:rect>
         </w:pict>
@@ -4905,223 +4905,17 @@
           <w:sz w:val="24"/>
         </w:rPr>
         <w:pict w14:anchorId="33E3C76E">
-          <v:rect id="_x0000_i1038" style="width:0;height:1.5pt" o:hralign="center" o:hrstd="t" o:hr="t" fillcolor="#a0a0a0" stroked="f">
-            <v:textbox inset="5.85pt,.7pt,5.85pt,.7pt"/>
-          </v:rect>
-        </w:pict>
-      </w:r>
-      <w:r>
-        <w:rPr>
-          <w:rFonts w:ascii="Yu Gothic" w:eastAsia="Yu Gothic" w:hAnsi="Yu Gothic" w:hint="eastAsia"/>
-          <w:sz w:val="24"/>
-        </w:rPr>
-        <w:t>図１</w:t>
-      </w:r>
-    </w:p>
-    <w:p>
-      <w:pPr>
-        <w:rPr>
-          <w:rFonts w:ascii="Yu Gothic" w:eastAsia="Yu Gothic" w:hAnsi="Yu Gothic"/>
-          <w:sz w:val="24"/>
-        </w:rPr>
-      </w:pPr>
-      <w:r>
-        <w:rPr>
-          <w:rFonts w:ascii="Yu Gothic" w:eastAsia="Yu Gothic" w:hAnsi="Yu Gothic"/>
-          <w:sz w:val="24"/>
-        </w:rPr>
-        <w:t>flowchart TD</w:t>
-      </w:r>
-    </w:p>
-    <w:p>
-      <w:pPr>
-        <w:rPr>
-          <w:rFonts w:ascii="Yu Gothic" w:eastAsia="Yu Gothic" w:hAnsi="Yu Gothic"/>
-          <w:sz w:val="24"/>
-        </w:rPr>
-      </w:pPr>
-      <w:r>
-        <w:rPr>
-          <w:rFonts w:ascii="Yu Gothic" w:eastAsia="Yu Gothic" w:hAnsi="Yu Gothic"/>
-          <w:sz w:val="24"/>
-        </w:rPr>
-        <w:t>  A[ユーザ</w:t>
-      </w:r>
-      <w:r>
-        <w:rPr>
-          <w:rFonts w:ascii="Yu Gothic" w:eastAsia="Yu Gothic" w:hAnsi="Yu Gothic" w:hint="eastAsia"/>
-          <w:sz w:val="24"/>
-        </w:rPr>
-        <w:t>ー</w:t>
-      </w:r>
-      <w:r>
-        <w:rPr>
-          <w:rFonts w:ascii="Yu Gothic" w:eastAsia="Yu Gothic" w:hAnsi="Yu Gothic"/>
-          <w:sz w:val="24"/>
-        </w:rPr>
-        <w:t>入力] --&gt; B[トークナイザーで分解]</w:t>
-      </w:r>
-    </w:p>
-    <w:p>
-      <w:pPr>
-        <w:rPr>
-          <w:rFonts w:ascii="Yu Gothic" w:eastAsia="Yu Gothic" w:hAnsi="Yu Gothic"/>
-          <w:sz w:val="24"/>
-        </w:rPr>
-      </w:pPr>
-      <w:r>
-        <w:rPr>
-          <w:rFonts w:ascii="Yu Gothic" w:eastAsia="Yu Gothic" w:hAnsi="Yu Gothic"/>
-          <w:sz w:val="24"/>
-        </w:rPr>
-        <w:t>  B --&gt; C[前処理 / 正規化]</w:t>
-      </w:r>
-    </w:p>
-    <w:p>
-      <w:pPr>
-        <w:rPr>
-          <w:rFonts w:ascii="Yu Gothic" w:eastAsia="Yu Gothic" w:hAnsi="Yu Gothic"/>
-          <w:sz w:val="24"/>
-        </w:rPr>
-      </w:pPr>
-      <w:r>
-        <w:rPr>
-          <w:rFonts w:ascii="Yu Gothic" w:eastAsia="Yu Gothic" w:hAnsi="Yu Gothic"/>
-          <w:sz w:val="24"/>
-        </w:rPr>
-        <w:t>  C --&gt; D[埋め込み生成（Embedding）]</w:t>
-      </w:r>
-    </w:p>
-    <w:p>
-      <w:pPr>
-        <w:rPr>
-          <w:rFonts w:ascii="Yu Gothic" w:eastAsia="Yu Gothic" w:hAnsi="Yu Gothic"/>
-          <w:sz w:val="24"/>
-        </w:rPr>
-      </w:pPr>
-      <w:r>
-        <w:rPr>
-          <w:rFonts w:ascii="Yu Gothic" w:eastAsia="Yu Gothic" w:hAnsi="Yu Gothic"/>
-          <w:sz w:val="24"/>
-        </w:rPr>
-        <w:t>  D --&gt; E[Attention 層で計算と理解]</w:t>
-      </w:r>
-    </w:p>
-    <w:p>
-      <w:pPr>
-        <w:rPr>
-          <w:rFonts w:ascii="Yu Gothic" w:eastAsia="Yu Gothic" w:hAnsi="Yu Gothic"/>
-          <w:sz w:val="24"/>
-        </w:rPr>
-      </w:pPr>
-      <w:r>
-        <w:rPr>
-          <w:rFonts w:ascii="Yu Gothic" w:eastAsia="Yu Gothic" w:hAnsi="Yu Gothic"/>
-          <w:sz w:val="24"/>
-        </w:rPr>
-        <w:t>  E --&gt; F[重みづけ / オペレーター適用\n（意図検出・スコアリング）]</w:t>
-      </w:r>
-    </w:p>
-    <w:p>
-      <w:pPr>
-        <w:rPr>
-          <w:rFonts w:ascii="Yu Gothic" w:eastAsia="Yu Gothic" w:hAnsi="Yu Gothic"/>
-          <w:sz w:val="24"/>
-        </w:rPr>
-      </w:pPr>
-      <w:r>
-        <w:rPr>
-          <w:rFonts w:ascii="Yu Gothic" w:eastAsia="Yu Gothic" w:hAnsi="Yu Gothic"/>
-          <w:sz w:val="24"/>
-        </w:rPr>
-        <w:t>  F --&gt; G[コンテキスト集約 / 状態更新]</w:t>
-      </w:r>
-    </w:p>
-    <w:p>
-      <w:pPr>
-        <w:rPr>
-          <w:rFonts w:ascii="Yu Gothic" w:eastAsia="Yu Gothic" w:hAnsi="Yu Gothic"/>
-          <w:sz w:val="24"/>
-        </w:rPr>
-      </w:pPr>
-      <w:r>
-        <w:rPr>
-          <w:rFonts w:ascii="Yu Gothic" w:eastAsia="Yu Gothic" w:hAnsi="Yu Gothic"/>
-          <w:sz w:val="24"/>
-        </w:rPr>
-        <w:t>  G --&gt; H[デコーダ / 回答生成]</w:t>
-      </w:r>
-    </w:p>
-    <w:p>
-      <w:pPr>
-        <w:rPr>
-          <w:rFonts w:ascii="Yu Gothic" w:eastAsia="Yu Gothic" w:hAnsi="Yu Gothic"/>
-          <w:sz w:val="24"/>
-        </w:rPr>
-      </w:pPr>
-      <w:r>
-        <w:rPr>
-          <w:rFonts w:ascii="Yu Gothic" w:eastAsia="Yu Gothic" w:hAnsi="Yu Gothic"/>
-          <w:sz w:val="24"/>
-        </w:rPr>
-        <w:t>  H --&gt; I[後処理（整形・フィルタ）]</w:t>
-      </w:r>
-    </w:p>
-    <w:p>
-      <w:pPr>
-        <w:rPr>
-          <w:rFonts w:ascii="Yu Gothic" w:eastAsia="Yu Gothic" w:hAnsi="Yu Gothic"/>
-          <w:sz w:val="24"/>
-        </w:rPr>
-      </w:pPr>
-      <w:r>
-        <w:rPr>
-          <w:rFonts w:ascii="Yu Gothic" w:eastAsia="Yu Gothic" w:hAnsi="Yu Gothic"/>
-          <w:sz w:val="24"/>
-        </w:rPr>
-        <w:t>  I --&gt; J[IO 出力（レスポンス送信）]</w:t>
-      </w:r>
-    </w:p>
-    <w:p>
-      <w:pPr>
-        <w:rPr>
-          <w:rFonts w:ascii="Yu Gothic" w:eastAsia="Yu Gothic" w:hAnsi="Yu Gothic"/>
-          <w:sz w:val="24"/>
-        </w:rPr>
-      </w:pPr>
-    </w:p>
-    <w:p>
-      <w:pPr>
-        <w:rPr>
-          <w:rFonts w:ascii="Yu Gothic" w:eastAsia="Yu Gothic" w:hAnsi="Yu Gothic"/>
-          <w:sz w:val="24"/>
-        </w:rPr>
-      </w:pPr>
-      <w:r>
-        <w:rPr>
-          <w:rFonts w:ascii="Yu Gothic" w:eastAsia="Yu Gothic" w:hAnsi="Yu Gothic"/>
-          <w:sz w:val="24"/>
-        </w:rPr>
-        <w:pict w14:anchorId="1070270E">
           <v:rect id="_x0000_i1039" style="width:0;height:1.5pt" o:hralign="center" o:hrstd="t" o:hr="t" fillcolor="#a0a0a0" stroked="f">
             <v:textbox inset="5.85pt,.7pt,5.85pt,.7pt"/>
           </v:rect>
         </w:pict>
       </w:r>
-    </w:p>
-    <w:p>
-      <w:pPr>
-        <w:rPr>
-          <w:rFonts w:ascii="Yu Gothic" w:eastAsia="Yu Gothic" w:hAnsi="Yu Gothic"/>
-          <w:sz w:val="24"/>
-        </w:rPr>
-      </w:pPr>
       <w:r>
         <w:rPr>
           <w:rFonts w:ascii="Yu Gothic" w:eastAsia="Yu Gothic" w:hAnsi="Yu Gothic" w:hint="eastAsia"/>
           <w:sz w:val="24"/>
         </w:rPr>
-        <w:t>図2</w:t>
+        <w:t>図１</w:t>
       </w:r>
     </w:p>
     <w:p>
@@ -5151,7 +4945,21 @@
           <w:rFonts w:ascii="Yu Gothic" w:eastAsia="Yu Gothic" w:hAnsi="Yu Gothic"/>
           <w:sz w:val="24"/>
         </w:rPr>
-        <w:t>  A[ユーザ入力] --&gt; B[トークナイザーで分解]</w:t>
+        <w:t>  A[ユーザ</w:t>
+      </w:r>
+      <w:r>
+        <w:rPr>
+          <w:rFonts w:ascii="Yu Gothic" w:eastAsia="Yu Gothic" w:hAnsi="Yu Gothic" w:hint="eastAsia"/>
+          <w:sz w:val="24"/>
+        </w:rPr>
+        <w:t>ー</w:t>
+      </w:r>
+      <w:r>
+        <w:rPr>
+          <w:rFonts w:ascii="Yu Gothic" w:eastAsia="Yu Gothic" w:hAnsi="Yu Gothic"/>
+          <w:sz w:val="24"/>
+        </w:rPr>
+        <w:t>入力] --&gt; B[トークナイザーで分解]</w:t>
       </w:r>
     </w:p>
     <w:p>
@@ -5196,22 +5004,105 @@
           <w:rFonts w:ascii="Yu Gothic" w:eastAsia="Yu Gothic" w:hAnsi="Yu Gothic"/>
           <w:sz w:val="24"/>
         </w:rPr>
-        <w:t>  D --&gt; E[意味キューブの生成と保存]</w:t>
-      </w:r>
-    </w:p>
-    <w:p>
-      <w:pPr>
-        <w:rPr>
-          <w:rFonts w:ascii="Yu Gothic" w:eastAsia="Yu Gothic" w:hAnsi="Yu Gothic"/>
-          <w:sz w:val="24"/>
-        </w:rPr>
-      </w:pPr>
-      <w:r>
-        <w:rPr>
-          <w:rFonts w:ascii="Yu Gothic" w:eastAsia="Yu Gothic" w:hAnsi="Yu Gothic"/>
-          <w:sz w:val="24"/>
-        </w:rPr>
-        <w:pict w14:anchorId="1763FBB8">
+        <w:t>  D --&gt; E[Attention 層で計算と理解]</w:t>
+      </w:r>
+    </w:p>
+    <w:p>
+      <w:pPr>
+        <w:rPr>
+          <w:rFonts w:ascii="Yu Gothic" w:eastAsia="Yu Gothic" w:hAnsi="Yu Gothic"/>
+          <w:sz w:val="24"/>
+        </w:rPr>
+      </w:pPr>
+      <w:r>
+        <w:rPr>
+          <w:rFonts w:ascii="Yu Gothic" w:eastAsia="Yu Gothic" w:hAnsi="Yu Gothic"/>
+          <w:sz w:val="24"/>
+        </w:rPr>
+        <w:t>  E --&gt; F[重みづけ / オペレーター適用\n（意図検出・スコアリング）]</w:t>
+      </w:r>
+    </w:p>
+    <w:p>
+      <w:pPr>
+        <w:rPr>
+          <w:rFonts w:ascii="Yu Gothic" w:eastAsia="Yu Gothic" w:hAnsi="Yu Gothic"/>
+          <w:sz w:val="24"/>
+        </w:rPr>
+      </w:pPr>
+      <w:r>
+        <w:rPr>
+          <w:rFonts w:ascii="Yu Gothic" w:eastAsia="Yu Gothic" w:hAnsi="Yu Gothic"/>
+          <w:sz w:val="24"/>
+        </w:rPr>
+        <w:t>  F --&gt; G[コンテキスト集約 / 状態更新]</w:t>
+      </w:r>
+    </w:p>
+    <w:p>
+      <w:pPr>
+        <w:rPr>
+          <w:rFonts w:ascii="Yu Gothic" w:eastAsia="Yu Gothic" w:hAnsi="Yu Gothic"/>
+          <w:sz w:val="24"/>
+        </w:rPr>
+      </w:pPr>
+      <w:r>
+        <w:rPr>
+          <w:rFonts w:ascii="Yu Gothic" w:eastAsia="Yu Gothic" w:hAnsi="Yu Gothic"/>
+          <w:sz w:val="24"/>
+        </w:rPr>
+        <w:t>  G --&gt; H[デコーダ / 回答生成]</w:t>
+      </w:r>
+    </w:p>
+    <w:p>
+      <w:pPr>
+        <w:rPr>
+          <w:rFonts w:ascii="Yu Gothic" w:eastAsia="Yu Gothic" w:hAnsi="Yu Gothic"/>
+          <w:sz w:val="24"/>
+        </w:rPr>
+      </w:pPr>
+      <w:r>
+        <w:rPr>
+          <w:rFonts w:ascii="Yu Gothic" w:eastAsia="Yu Gothic" w:hAnsi="Yu Gothic"/>
+          <w:sz w:val="24"/>
+        </w:rPr>
+        <w:t>  H --&gt; I[後処理（整形・フィルタ）]</w:t>
+      </w:r>
+    </w:p>
+    <w:p>
+      <w:pPr>
+        <w:rPr>
+          <w:rFonts w:ascii="Yu Gothic" w:eastAsia="Yu Gothic" w:hAnsi="Yu Gothic"/>
+          <w:sz w:val="24"/>
+        </w:rPr>
+      </w:pPr>
+      <w:r>
+        <w:rPr>
+          <w:rFonts w:ascii="Yu Gothic" w:eastAsia="Yu Gothic" w:hAnsi="Yu Gothic"/>
+          <w:sz w:val="24"/>
+        </w:rPr>
+        <w:t>  I --&gt; J[IO 出力（レスポンス送信）]</w:t>
+      </w:r>
+    </w:p>
+    <w:p>
+      <w:pPr>
+        <w:rPr>
+          <w:rFonts w:ascii="Yu Gothic" w:eastAsia="Yu Gothic" w:hAnsi="Yu Gothic"/>
+          <w:sz w:val="24"/>
+        </w:rPr>
+      </w:pPr>
+    </w:p>
+    <w:p>
+      <w:pPr>
+        <w:rPr>
+          <w:rFonts w:ascii="Yu Gothic" w:eastAsia="Yu Gothic" w:hAnsi="Yu Gothic"/>
+          <w:sz w:val="24"/>
+        </w:rPr>
+      </w:pPr>
+      <w:r>
+        <w:rPr>
+          <w:rFonts w:ascii="Yu Gothic" w:eastAsia="Yu Gothic" w:hAnsi="Yu Gothic"/>
+          <w:sz w:val="24"/>
+        </w:rPr>
+        <w:pict w14:anchorId="1070270E">
           <v:rect id="_x0000_i1040" style="width:0;height:1.5pt" o:hralign="center" o:hrstd="t" o:hr="t" fillcolor="#a0a0a0" stroked="f">
             <v:textbox inset="5.85pt,.7pt,5.85pt,.7pt"/>
           </v:rect>
@@ -5225,50 +5116,159 @@
           <w:sz w:val="24"/>
         </w:rPr>
       </w:pPr>
-    </w:p>
-    <w:p>
-      <w:pPr>
-        <w:rPr>
-          <w:rFonts w:ascii="Yu Gothic" w:eastAsia="Yu Gothic" w:hAnsi="Yu Gothic"/>
-          <w:sz w:val="24"/>
-        </w:rPr>
-      </w:pPr>
-    </w:p>
-    <w:p>
-      <w:pPr>
-        <w:rPr>
-          <w:rFonts w:ascii="Yu Gothic" w:eastAsia="Yu Gothic" w:hAnsi="Yu Gothic"/>
-          <w:sz w:val="24"/>
-        </w:rPr>
-      </w:pPr>
-    </w:p>
-    <w:p>
-      <w:pPr>
-        <w:rPr>
-          <w:rFonts w:ascii="Yu Gothic" w:eastAsia="Yu Gothic" w:hAnsi="Yu Gothic"/>
-          <w:sz w:val="24"/>
-        </w:rPr>
-      </w:pPr>
-    </w:p>
-    <w:p>
-      <w:pPr>
-        <w:jc w:val="center"/>
-        <w:rPr>
-          <w:rFonts w:ascii="Yu Gothic" w:eastAsia="Yu Gothic" w:hAnsi="Yu Gothic"/>
-          <w:sz w:val="24"/>
-        </w:rPr>
-      </w:pPr>
-      <w:r>
-        <w:rPr>
-          <w:rFonts w:ascii="Yu Gothic" w:eastAsia="Yu Gothic" w:hAnsi="Yu Gothic"/>
-          <w:sz w:val="24"/>
-        </w:rPr>
-        <w:pict w14:anchorId="41EADCD5">
+      <w:r>
+        <w:rPr>
+          <w:rFonts w:ascii="Yu Gothic" w:eastAsia="Yu Gothic" w:hAnsi="Yu Gothic" w:hint="eastAsia"/>
+          <w:sz w:val="24"/>
+        </w:rPr>
+        <w:t>図2</w:t>
+      </w:r>
+    </w:p>
+    <w:p>
+      <w:pPr>
+        <w:rPr>
+          <w:rFonts w:ascii="Yu Gothic" w:eastAsia="Yu Gothic" w:hAnsi="Yu Gothic"/>
+          <w:sz w:val="24"/>
+        </w:rPr>
+      </w:pPr>
+      <w:r>
+        <w:rPr>
+          <w:rFonts w:ascii="Yu Gothic" w:eastAsia="Yu Gothic" w:hAnsi="Yu Gothic"/>
+          <w:sz w:val="24"/>
+        </w:rPr>
+        <w:t>flowchart TD</w:t>
+      </w:r>
+    </w:p>
+    <w:p>
+      <w:pPr>
+        <w:rPr>
+          <w:rFonts w:ascii="Yu Gothic" w:eastAsia="Yu Gothic" w:hAnsi="Yu Gothic"/>
+          <w:sz w:val="24"/>
+        </w:rPr>
+      </w:pPr>
+      <w:r>
+        <w:rPr>
+          <w:rFonts w:ascii="Yu Gothic" w:eastAsia="Yu Gothic" w:hAnsi="Yu Gothic"/>
+          <w:sz w:val="24"/>
+        </w:rPr>
+        <w:t>  A[ユーザ入力] --&gt; B[トークナイザーで分解]</w:t>
+      </w:r>
+    </w:p>
+    <w:p>
+      <w:pPr>
+        <w:rPr>
+          <w:rFonts w:ascii="Yu Gothic" w:eastAsia="Yu Gothic" w:hAnsi="Yu Gothic"/>
+          <w:sz w:val="24"/>
+        </w:rPr>
+      </w:pPr>
+      <w:r>
+        <w:rPr>
+          <w:rFonts w:ascii="Yu Gothic" w:eastAsia="Yu Gothic" w:hAnsi="Yu Gothic"/>
+          <w:sz w:val="24"/>
+        </w:rPr>
+        <w:t>  B --&gt; C[前処理 / 正規化]</w:t>
+      </w:r>
+    </w:p>
+    <w:p>
+      <w:pPr>
+        <w:rPr>
+          <w:rFonts w:ascii="Yu Gothic" w:eastAsia="Yu Gothic" w:hAnsi="Yu Gothic"/>
+          <w:sz w:val="24"/>
+        </w:rPr>
+      </w:pPr>
+      <w:r>
+        <w:rPr>
+          <w:rFonts w:ascii="Yu Gothic" w:eastAsia="Yu Gothic" w:hAnsi="Yu Gothic"/>
+          <w:sz w:val="24"/>
+        </w:rPr>
+        <w:t>  C --&gt; D[埋め込み生成（Embedding）]</w:t>
+      </w:r>
+    </w:p>
+    <w:p>
+      <w:pPr>
+        <w:rPr>
+          <w:rFonts w:ascii="Yu Gothic" w:eastAsia="Yu Gothic" w:hAnsi="Yu Gothic"/>
+          <w:sz w:val="24"/>
+        </w:rPr>
+      </w:pPr>
+      <w:r>
+        <w:rPr>
+          <w:rFonts w:ascii="Yu Gothic" w:eastAsia="Yu Gothic" w:hAnsi="Yu Gothic"/>
+          <w:sz w:val="24"/>
+        </w:rPr>
+        <w:t>  D --&gt; E[意味キューブの生成と保存]</w:t>
+      </w:r>
+    </w:p>
+    <w:p>
+      <w:pPr>
+        <w:rPr>
+          <w:rFonts w:ascii="Yu Gothic" w:eastAsia="Yu Gothic" w:hAnsi="Yu Gothic"/>
+          <w:sz w:val="24"/>
+        </w:rPr>
+      </w:pPr>
+      <w:r>
+        <w:rPr>
+          <w:rFonts w:ascii="Yu Gothic" w:eastAsia="Yu Gothic" w:hAnsi="Yu Gothic"/>
+          <w:sz w:val="24"/>
+        </w:rPr>
+        <w:pict w14:anchorId="1763FBB8">
           <v:rect id="_x0000_i1041" style="width:0;height:1.5pt" o:hralign="center" o:hrstd="t" o:hr="t" fillcolor="#a0a0a0" stroked="f">
             <v:textbox inset="5.85pt,.7pt,5.85pt,.7pt"/>
           </v:rect>
         </w:pict>
       </w:r>
+    </w:p>
+    <w:p>
+      <w:pPr>
+        <w:rPr>
+          <w:rFonts w:ascii="Yu Gothic" w:eastAsia="Yu Gothic" w:hAnsi="Yu Gothic"/>
+          <w:sz w:val="24"/>
+        </w:rPr>
+      </w:pPr>
+    </w:p>
+    <w:p>
+      <w:pPr>
+        <w:rPr>
+          <w:rFonts w:ascii="Yu Gothic" w:eastAsia="Yu Gothic" w:hAnsi="Yu Gothic"/>
+          <w:sz w:val="24"/>
+        </w:rPr>
+      </w:pPr>
+    </w:p>
+    <w:p>
+      <w:pPr>
+        <w:rPr>
+          <w:rFonts w:ascii="Yu Gothic" w:eastAsia="Yu Gothic" w:hAnsi="Yu Gothic"/>
+          <w:sz w:val="24"/>
+        </w:rPr>
+      </w:pPr>
+    </w:p>
+    <w:p>
+      <w:pPr>
+        <w:rPr>
+          <w:rFonts w:ascii="Yu Gothic" w:eastAsia="Yu Gothic" w:hAnsi="Yu Gothic"/>
+          <w:sz w:val="24"/>
+        </w:rPr>
+      </w:pPr>
+    </w:p>
+    <w:p>
+      <w:pPr>
+        <w:jc w:val="center"/>
+        <w:rPr>
+          <w:rFonts w:ascii="Yu Gothic" w:eastAsia="Yu Gothic" w:hAnsi="Yu Gothic"/>
+          <w:sz w:val="24"/>
+        </w:rPr>
+      </w:pPr>
+      <w:r>
+        <w:rPr>
+          <w:rFonts w:ascii="Yu Gothic" w:eastAsia="Yu Gothic" w:hAnsi="Yu Gothic"/>
+          <w:sz w:val="24"/>
+        </w:rPr>
+        <w:pict w14:anchorId="41EADCD5">
+          <v:rect id="_x0000_i1042" style="width:0;height:1.5pt" o:hralign="center" o:hrstd="t" o:hr="t" fillcolor="#a0a0a0" stroked="f">
+            <v:textbox inset="5.85pt,.7pt,5.85pt,.7pt"/>
+          </v:rect>
+        </w:pict>
+      </w:r>
       <w:r>
         <w:rPr>
           <w:rFonts w:ascii="Yu Gothic" w:eastAsia="Yu Gothic" w:hAnsi="Yu Gothic" w:hint="eastAsia"/>
@@ -5328,7 +5328,7 @@
           <w:sz w:val="24"/>
         </w:rPr>
         <w:pict w14:anchorId="01A57BA8">
-          <v:rect id="_x0000_i1042" style="width:0;height:1.5pt" o:hralign="center" o:hrstd="t" o:hr="t" fillcolor="#a0a0a0" stroked="f">
+          <v:rect id="_x0000_i1043" style="width:0;height:1.5pt" o:hralign="center" o:hrstd="t" o:hr="t" fillcolor="#a0a0a0" stroked="f">
             <v:textbox inset="5.85pt,.7pt,5.85pt,.7pt"/>
           </v:rect>
         </w:pict>
@@ -5892,181 +5892,181 @@
           <w:sz w:val="24"/>
         </w:rPr>
         <w:pict w14:anchorId="48317368">
-          <v:rect id="_x0000_i1043" style="width:0;height:1.5pt" o:hralign="center" o:hrstd="t" o:hr="t" fillcolor="#a0a0a0" stroked="f">
-            <v:textbox inset="5.85pt,.7pt,5.85pt,.7pt"/>
-          </v:rect>
-        </w:pict>
-      </w:r>
-      <w:r>
-        <w:rPr>
-          <w:rFonts w:ascii="Yu Gothic" w:eastAsia="Yu Gothic" w:hAnsi="Yu Gothic" w:hint="eastAsia"/>
-          <w:sz w:val="24"/>
-        </w:rPr>
-        <w:t>図３</w:t>
-      </w:r>
-    </w:p>
-    <w:p>
-      <w:pPr>
-        <w:rPr>
-          <w:rFonts w:ascii="Yu Gothic" w:eastAsia="Yu Gothic" w:hAnsi="Yu Gothic"/>
-          <w:sz w:val="24"/>
-        </w:rPr>
-      </w:pPr>
-      <w:r>
-        <w:rPr>
-          <w:rFonts w:ascii="Yu Gothic" w:eastAsia="Yu Gothic" w:hAnsi="Yu Gothic"/>
-          <w:sz w:val="24"/>
-        </w:rPr>
-        <w:t>flowchart TD</w:t>
-      </w:r>
-    </w:p>
-    <w:p>
-      <w:pPr>
-        <w:rPr>
-          <w:rFonts w:ascii="Yu Gothic" w:eastAsia="Yu Gothic" w:hAnsi="Yu Gothic"/>
-          <w:sz w:val="24"/>
-        </w:rPr>
-      </w:pPr>
-      <w:r>
-        <w:rPr>
-          <w:rFonts w:ascii="Yu Gothic" w:eastAsia="Yu Gothic" w:hAnsi="Yu Gothic"/>
-          <w:sz w:val="24"/>
-        </w:rPr>
-        <w:t>  A[KVキャッシュハブ] --&gt; B[意味キューブ読み込み]</w:t>
-      </w:r>
-    </w:p>
-    <w:p>
-      <w:pPr>
-        <w:rPr>
-          <w:rFonts w:ascii="Yu Gothic" w:eastAsia="Yu Gothic" w:hAnsi="Yu Gothic"/>
-          <w:sz w:val="24"/>
-        </w:rPr>
-      </w:pPr>
-      <w:r>
-        <w:rPr>
-          <w:rFonts w:ascii="Yu Gothic" w:eastAsia="Yu Gothic" w:hAnsi="Yu Gothic"/>
-          <w:sz w:val="24"/>
-        </w:rPr>
-        <w:t>  B --&gt; C[Attention 層で計算と理解]</w:t>
-      </w:r>
-    </w:p>
-    <w:p>
-      <w:pPr>
-        <w:rPr>
-          <w:rFonts w:ascii="Yu Gothic" w:eastAsia="Yu Gothic" w:hAnsi="Yu Gothic"/>
-          <w:sz w:val="24"/>
-        </w:rPr>
-      </w:pPr>
-      <w:r>
-        <w:rPr>
-          <w:rFonts w:ascii="Yu Gothic" w:eastAsia="Yu Gothic" w:hAnsi="Yu Gothic"/>
-          <w:sz w:val="24"/>
-        </w:rPr>
-        <w:t>  C --&gt; D[重みづけ / オペレーター適用\n（意図検出・スコアリング）]</w:t>
-      </w:r>
-    </w:p>
-    <w:p>
-      <w:pPr>
-        <w:rPr>
-          <w:rFonts w:ascii="Yu Gothic" w:eastAsia="Yu Gothic" w:hAnsi="Yu Gothic"/>
-          <w:sz w:val="24"/>
-        </w:rPr>
-      </w:pPr>
-      <w:r>
-        <w:rPr>
-          <w:rFonts w:ascii="Yu Gothic" w:eastAsia="Yu Gothic" w:hAnsi="Yu Gothic"/>
-          <w:sz w:val="24"/>
-        </w:rPr>
-        <w:t>  D --&gt; E[コンテキスト集約 / 状態更新]</w:t>
-      </w:r>
-    </w:p>
-    <w:p>
-      <w:pPr>
-        <w:rPr>
-          <w:rFonts w:ascii="Yu Gothic" w:eastAsia="Yu Gothic" w:hAnsi="Yu Gothic"/>
-          <w:sz w:val="24"/>
-        </w:rPr>
-      </w:pPr>
-      <w:r>
-        <w:rPr>
-          <w:rFonts w:ascii="Yu Gothic" w:eastAsia="Yu Gothic" w:hAnsi="Yu Gothic"/>
-          <w:sz w:val="24"/>
-        </w:rPr>
-        <w:t>  E --&gt; F[デコーダ / 回答生成]</w:t>
-      </w:r>
-    </w:p>
-    <w:p>
-      <w:pPr>
-        <w:rPr>
-          <w:rFonts w:ascii="Yu Gothic" w:eastAsia="Yu Gothic" w:hAnsi="Yu Gothic"/>
-          <w:sz w:val="24"/>
-        </w:rPr>
-      </w:pPr>
-      <w:r>
-        <w:rPr>
-          <w:rFonts w:ascii="Yu Gothic" w:eastAsia="Yu Gothic" w:hAnsi="Yu Gothic"/>
-          <w:sz w:val="24"/>
-        </w:rPr>
-        <w:t>  F --&gt; G[後処理（整形・フィルタ）]</w:t>
-      </w:r>
-    </w:p>
-    <w:p>
-      <w:pPr>
-        <w:rPr>
-          <w:rFonts w:ascii="Yu Gothic" w:eastAsia="Yu Gothic" w:hAnsi="Yu Gothic"/>
-          <w:sz w:val="24"/>
-        </w:rPr>
-      </w:pPr>
-      <w:r>
-        <w:rPr>
-          <w:rFonts w:ascii="Yu Gothic" w:eastAsia="Yu Gothic" w:hAnsi="Yu Gothic"/>
-          <w:sz w:val="24"/>
-        </w:rPr>
-        <w:t>  G --&gt; H[IO 出力（レスポンス送信）]</w:t>
-      </w:r>
-    </w:p>
-    <w:p>
-      <w:pPr>
-        <w:rPr>
-          <w:rFonts w:ascii="Yu Gothic" w:eastAsia="Yu Gothic" w:hAnsi="Yu Gothic"/>
-          <w:sz w:val="24"/>
-        </w:rPr>
-      </w:pPr>
-    </w:p>
-    <w:p>
-      <w:pPr>
-        <w:rPr>
-          <w:rFonts w:ascii="Yu Gothic" w:eastAsia="Yu Gothic" w:hAnsi="Yu Gothic"/>
-          <w:sz w:val="24"/>
-        </w:rPr>
-      </w:pPr>
-    </w:p>
-    <w:p>
-      <w:pPr>
-        <w:rPr>
-          <w:rFonts w:ascii="Yu Gothic" w:eastAsia="Yu Gothic" w:hAnsi="Yu Gothic"/>
-          <w:sz w:val="24"/>
-        </w:rPr>
-      </w:pPr>
-    </w:p>
-    <w:p>
-      <w:pPr>
-        <w:rPr>
-          <w:rFonts w:ascii="Yu Gothic" w:eastAsia="Yu Gothic" w:hAnsi="Yu Gothic"/>
-          <w:sz w:val="24"/>
-        </w:rPr>
-      </w:pPr>
-      <w:r>
-        <w:rPr>
-          <w:rFonts w:ascii="Yu Gothic" w:eastAsia="Yu Gothic" w:hAnsi="Yu Gothic"/>
-          <w:sz w:val="24"/>
-        </w:rPr>
-        <w:pict w14:anchorId="5F7E48B5">
           <v:rect id="_x0000_i1044" style="width:0;height:1.5pt" o:hralign="center" o:hrstd="t" o:hr="t" fillcolor="#a0a0a0" stroked="f">
             <v:textbox inset="5.85pt,.7pt,5.85pt,.7pt"/>
           </v:rect>
         </w:pict>
       </w:r>
+      <w:r>
+        <w:rPr>
+          <w:rFonts w:ascii="Yu Gothic" w:eastAsia="Yu Gothic" w:hAnsi="Yu Gothic" w:hint="eastAsia"/>
+          <w:sz w:val="24"/>
+        </w:rPr>
+        <w:t>図３</w:t>
+      </w:r>
+    </w:p>
+    <w:p>
+      <w:pPr>
+        <w:rPr>
+          <w:rFonts w:ascii="Yu Gothic" w:eastAsia="Yu Gothic" w:hAnsi="Yu Gothic"/>
+          <w:sz w:val="24"/>
+        </w:rPr>
+      </w:pPr>
+      <w:r>
+        <w:rPr>
+          <w:rFonts w:ascii="Yu Gothic" w:eastAsia="Yu Gothic" w:hAnsi="Yu Gothic"/>
+          <w:sz w:val="24"/>
+        </w:rPr>
+        <w:t>flowchart TD</w:t>
+      </w:r>
+    </w:p>
+    <w:p>
+      <w:pPr>
+        <w:rPr>
+          <w:rFonts w:ascii="Yu Gothic" w:eastAsia="Yu Gothic" w:hAnsi="Yu Gothic"/>
+          <w:sz w:val="24"/>
+        </w:rPr>
+      </w:pPr>
+      <w:r>
+        <w:rPr>
+          <w:rFonts w:ascii="Yu Gothic" w:eastAsia="Yu Gothic" w:hAnsi="Yu Gothic"/>
+          <w:sz w:val="24"/>
+        </w:rPr>
+        <w:t>  A[KVキャッシュハブ] --&gt; B[意味キューブ読み込み]</w:t>
+      </w:r>
+    </w:p>
+    <w:p>
+      <w:pPr>
+        <w:rPr>
+          <w:rFonts w:ascii="Yu Gothic" w:eastAsia="Yu Gothic" w:hAnsi="Yu Gothic"/>
+          <w:sz w:val="24"/>
+        </w:rPr>
+      </w:pPr>
+      <w:r>
+        <w:rPr>
+          <w:rFonts w:ascii="Yu Gothic" w:eastAsia="Yu Gothic" w:hAnsi="Yu Gothic"/>
+          <w:sz w:val="24"/>
+        </w:rPr>
+        <w:t>  B --&gt; C[Attention 層で計算と理解]</w:t>
+      </w:r>
+    </w:p>
+    <w:p>
+      <w:pPr>
+        <w:rPr>
+          <w:rFonts w:ascii="Yu Gothic" w:eastAsia="Yu Gothic" w:hAnsi="Yu Gothic"/>
+          <w:sz w:val="24"/>
+        </w:rPr>
+      </w:pPr>
+      <w:r>
+        <w:rPr>
+          <w:rFonts w:ascii="Yu Gothic" w:eastAsia="Yu Gothic" w:hAnsi="Yu Gothic"/>
+          <w:sz w:val="24"/>
+        </w:rPr>
+        <w:t>  C --&gt; D[重みづけ / オペレーター適用\n（意図検出・スコアリング）]</w:t>
+      </w:r>
+    </w:p>
+    <w:p>
+      <w:pPr>
+        <w:rPr>
+          <w:rFonts w:ascii="Yu Gothic" w:eastAsia="Yu Gothic" w:hAnsi="Yu Gothic"/>
+          <w:sz w:val="24"/>
+        </w:rPr>
+      </w:pPr>
+      <w:r>
+        <w:rPr>
+          <w:rFonts w:ascii="Yu Gothic" w:eastAsia="Yu Gothic" w:hAnsi="Yu Gothic"/>
+          <w:sz w:val="24"/>
+        </w:rPr>
+        <w:t>  D --&gt; E[コンテキスト集約 / 状態更新]</w:t>
+      </w:r>
+    </w:p>
+    <w:p>
+      <w:pPr>
+        <w:rPr>
+          <w:rFonts w:ascii="Yu Gothic" w:eastAsia="Yu Gothic" w:hAnsi="Yu Gothic"/>
+          <w:sz w:val="24"/>
+        </w:rPr>
+      </w:pPr>
+      <w:r>
+        <w:rPr>
+          <w:rFonts w:ascii="Yu Gothic" w:eastAsia="Yu Gothic" w:hAnsi="Yu Gothic"/>
+          <w:sz w:val="24"/>
+        </w:rPr>
+        <w:t>  E --&gt; F[デコーダ / 回答生成]</w:t>
+      </w:r>
+    </w:p>
+    <w:p>
+      <w:pPr>
+        <w:rPr>
+          <w:rFonts w:ascii="Yu Gothic" w:eastAsia="Yu Gothic" w:hAnsi="Yu Gothic"/>
+          <w:sz w:val="24"/>
+        </w:rPr>
+      </w:pPr>
+      <w:r>
+        <w:rPr>
+          <w:rFonts w:ascii="Yu Gothic" w:eastAsia="Yu Gothic" w:hAnsi="Yu Gothic"/>
+          <w:sz w:val="24"/>
+        </w:rPr>
+        <w:t>  F --&gt; G[後処理（整形・フィルタ）]</w:t>
+      </w:r>
+    </w:p>
+    <w:p>
+      <w:pPr>
+        <w:rPr>
+          <w:rFonts w:ascii="Yu Gothic" w:eastAsia="Yu Gothic" w:hAnsi="Yu Gothic"/>
+          <w:sz w:val="24"/>
+        </w:rPr>
+      </w:pPr>
+      <w:r>
+        <w:rPr>
+          <w:rFonts w:ascii="Yu Gothic" w:eastAsia="Yu Gothic" w:hAnsi="Yu Gothic"/>
+          <w:sz w:val="24"/>
+        </w:rPr>
+        <w:t>  G --&gt; H[IO 出力（レスポンス送信）]</w:t>
+      </w:r>
+    </w:p>
+    <w:p>
+      <w:pPr>
+        <w:rPr>
+          <w:rFonts w:ascii="Yu Gothic" w:eastAsia="Yu Gothic" w:hAnsi="Yu Gothic"/>
+          <w:sz w:val="24"/>
+        </w:rPr>
+      </w:pPr>
+    </w:p>
+    <w:p>
+      <w:pPr>
+        <w:rPr>
+          <w:rFonts w:ascii="Yu Gothic" w:eastAsia="Yu Gothic" w:hAnsi="Yu Gothic"/>
+          <w:sz w:val="24"/>
+        </w:rPr>
+      </w:pPr>
+    </w:p>
+    <w:p>
+      <w:pPr>
+        <w:rPr>
+          <w:rFonts w:ascii="Yu Gothic" w:eastAsia="Yu Gothic" w:hAnsi="Yu Gothic"/>
+          <w:sz w:val="24"/>
+        </w:rPr>
+      </w:pPr>
+    </w:p>
+    <w:p>
+      <w:pPr>
+        <w:rPr>
+          <w:rFonts w:ascii="Yu Gothic" w:eastAsia="Yu Gothic" w:hAnsi="Yu Gothic"/>
+          <w:sz w:val="24"/>
+        </w:rPr>
+      </w:pPr>
+      <w:r>
+        <w:rPr>
+          <w:rFonts w:ascii="Yu Gothic" w:eastAsia="Yu Gothic" w:hAnsi="Yu Gothic"/>
+          <w:sz w:val="24"/>
+        </w:rPr>
+        <w:pict w14:anchorId="5F7E48B5">
+          <v:rect id="_x0000_i1045" style="width:0;height:1.5pt" o:hralign="center" o:hrstd="t" o:hr="t" fillcolor="#a0a0a0" stroked="f">
+            <v:textbox inset="5.85pt,.7pt,5.85pt,.7pt"/>
+          </v:rect>
+        </w:pict>
+      </w:r>
     </w:p>
     <w:p>
       <w:pPr>
@@ -6092,7 +6092,7 @@
       <w:pPr>
         <w:jc w:val="center"/>
         <w:rPr>
-          <w:rFonts w:ascii="Yu Gothic" w:eastAsia="Yu Gothic" w:hAnsi="Yu Gothic" w:hint="eastAsia"/>
+          <w:rFonts w:ascii="Yu Gothic" w:eastAsia="Yu Gothic" w:hAnsi="Yu Gothic"/>
           <w:b/>
           <w:bCs/>
           <w:sz w:val="24"/>
@@ -6104,7 +6104,7 @@
           <w:sz w:val="24"/>
         </w:rPr>
         <w:pict w14:anchorId="1E056577">
-          <v:rect id="_x0000_i1045" style="width:0;height:1.5pt" o:hralign="center" o:hrstd="t" o:hr="t" fillcolor="#a0a0a0" stroked="f">
+          <v:rect id="_x0000_i1046" style="width:0;height:1.5pt" o:hralign="center" o:hrstd="t" o:hr="t" fillcolor="#a0a0a0" stroked="f">
             <v:textbox inset="5.85pt,.7pt,5.85pt,.7pt"/>
           </v:rect>
         </w:pict>
@@ -6454,49 +6454,6 @@
           <w:sz w:val="24"/>
         </w:rPr>
         <w:pict w14:anchorId="0AB843B0">
-          <v:rect id="_x0000_i1046" style="width:0;height:1.5pt" o:hralign="center" o:hrstd="t" o:hr="t" fillcolor="#a0a0a0" stroked="f">
-            <v:textbox inset="5.85pt,.7pt,5.85pt,.7pt"/>
-          </v:rect>
-        </w:pict>
-      </w:r>
-    </w:p>
-    <w:p>
-      <w:pPr>
-        <w:jc w:val="center"/>
-        <w:rPr>
-          <w:rFonts w:ascii="Yu Gothic" w:eastAsia="Yu Gothic" w:hAnsi="Yu Gothic"/>
-          <w:b/>
-          <w:bCs/>
-          <w:sz w:val="24"/>
-        </w:rPr>
-      </w:pPr>
-      <w:r>
-        <w:rPr>
-          <w:rFonts w:ascii="Yu Gothic" w:eastAsia="Yu Gothic" w:hAnsi="Yu Gothic"/>
-          <w:b/>
-          <w:bCs/>
-          <w:sz w:val="24"/>
-        </w:rPr>
-        <w:t>性能とコストのトレードオフ</w:t>
-      </w:r>
-    </w:p>
-    <w:p>
-      <w:pPr>
-        <w:jc w:val="center"/>
-        <w:rPr>
-          <w:rFonts w:ascii="Yu Gothic" w:eastAsia="Yu Gothic" w:hAnsi="Yu Gothic"/>
-          <w:b/>
-          <w:bCs/>
-          <w:sz w:val="24"/>
-        </w:rPr>
-      </w:pPr>
-      <w:r>
-        <w:rPr>
-          <w:rFonts w:ascii="Yu Gothic" w:eastAsia="Yu Gothic" w:hAnsi="Yu Gothic"/>
-          <w:sz w:val="24"/>
-        </w:rPr>
-        <w:lastRenderedPageBreak/>
-        <w:pict w14:anchorId="5B33D3EB">
           <v:rect id="_x0000_i1047" style="width:0;height:1.5pt" o:hralign="center" o:hrstd="t" o:hr="t" fillcolor="#a0a0a0" stroked="f">
             <v:textbox inset="5.85pt,.7pt,5.85pt,.7pt"/>
           </v:rect>
@@ -6513,6 +6470,49 @@
           <w:sz w:val="24"/>
         </w:rPr>
       </w:pPr>
+      <w:r>
+        <w:rPr>
+          <w:rFonts w:ascii="Yu Gothic" w:eastAsia="Yu Gothic" w:hAnsi="Yu Gothic"/>
+          <w:b/>
+          <w:bCs/>
+          <w:sz w:val="24"/>
+        </w:rPr>
+        <w:t>性能とコストのトレードオフ</w:t>
+      </w:r>
+    </w:p>
+    <w:p>
+      <w:pPr>
+        <w:jc w:val="center"/>
+        <w:rPr>
+          <w:rFonts w:ascii="Yu Gothic" w:eastAsia="Yu Gothic" w:hAnsi="Yu Gothic"/>
+          <w:b/>
+          <w:bCs/>
+          <w:sz w:val="24"/>
+        </w:rPr>
+      </w:pPr>
+      <w:r>
+        <w:rPr>
+          <w:rFonts w:ascii="Yu Gothic" w:eastAsia="Yu Gothic" w:hAnsi="Yu Gothic"/>
+          <w:sz w:val="24"/>
+        </w:rPr>
+        <w:lastRenderedPageBreak/>
+        <w:pict w14:anchorId="5B33D3EB">
+          <v:rect id="_x0000_i1048" style="width:0;height:1.5pt" o:hralign="center" o:hrstd="t" o:hr="t" fillcolor="#a0a0a0" stroked="f">
+            <v:textbox inset="5.85pt,.7pt,5.85pt,.7pt"/>
+          </v:rect>
+        </w:pict>
+      </w:r>
+    </w:p>
+    <w:p>
+      <w:pPr>
+        <w:jc w:val="center"/>
+        <w:rPr>
+          <w:rFonts w:ascii="Yu Gothic" w:eastAsia="Yu Gothic" w:hAnsi="Yu Gothic"/>
+          <w:b/>
+          <w:bCs/>
+          <w:sz w:val="24"/>
+        </w:rPr>
+      </w:pPr>
     </w:p>
     <w:p>
       <w:pPr>
@@ -6664,594 +6664,594 @@
           <w:sz w:val="24"/>
         </w:rPr>
         <w:pict w14:anchorId="78B89A5B">
-          <v:rect id="_x0000_i1048" style="width:0;height:1.5pt" o:hralign="center" o:hrstd="t" o:hr="t" fillcolor="#a0a0a0" stroked="f">
-            <v:textbox inset="5.85pt,.7pt,5.85pt,.7pt"/>
-          </v:rect>
-        </w:pict>
-      </w:r>
-      <w:r>
-        <w:rPr>
-          <w:rFonts w:ascii="Yu Gothic" w:eastAsia="Yu Gothic" w:hAnsi="Yu Gothic"/>
-          <w:sz w:val="24"/>
-        </w:rPr>
-        <w:t>ハイブリッド構成</w:t>
-      </w:r>
-    </w:p>
-    <w:p>
-      <w:pPr>
-        <w:rPr>
-          <w:rFonts w:ascii="Yu Gothic" w:eastAsia="Yu Gothic" w:hAnsi="Yu Gothic" w:hint="eastAsia"/>
-          <w:sz w:val="24"/>
-        </w:rPr>
-      </w:pPr>
-      <w:r>
-        <w:rPr>
-          <w:rFonts w:ascii="Yu Gothic" w:eastAsia="Yu Gothic" w:hAnsi="Yu Gothic"/>
-          <w:sz w:val="24"/>
-        </w:rPr>
-        <w:pict w14:anchorId="5A91280D">
           <v:rect id="_x0000_i1049" style="width:0;height:1.5pt" o:hralign="center" o:hrstd="t" o:hr="t" fillcolor="#a0a0a0" stroked="f">
             <v:textbox inset="5.85pt,.7pt,5.85pt,.7pt"/>
           </v:rect>
         </w:pict>
       </w:r>
-    </w:p>
-    <w:p>
-      <w:pPr>
-        <w:rPr>
-          <w:rFonts w:ascii="Yu Gothic" w:eastAsia="Yu Gothic" w:hAnsi="Yu Gothic"/>
-          <w:sz w:val="24"/>
-        </w:rPr>
-      </w:pPr>
-      <w:r>
-        <w:rPr>
-          <w:rFonts w:ascii="Yu Gothic" w:eastAsia="Yu Gothic" w:hAnsi="Yu Gothic" w:hint="eastAsia"/>
-          <w:sz w:val="24"/>
-        </w:rPr>
-        <w:t>ここで重要になってくる構造が、KVキャッシュハブである。</w:t>
-      </w:r>
-    </w:p>
-    <w:p>
-      <w:pPr>
-        <w:rPr>
-          <w:rFonts w:ascii="Yu Gothic" w:eastAsia="Yu Gothic" w:hAnsi="Yu Gothic"/>
-          <w:sz w:val="24"/>
-        </w:rPr>
-      </w:pPr>
-      <w:r>
-        <w:rPr>
-          <w:rFonts w:ascii="Yu Gothic" w:eastAsia="Yu Gothic" w:hAnsi="Yu Gothic" w:hint="eastAsia"/>
-          <w:sz w:val="24"/>
-        </w:rPr>
-        <w:t>既存の</w:t>
-      </w:r>
-      <w:r>
-        <w:rPr>
-          <w:rFonts w:ascii="Yu Gothic" w:eastAsia="Yu Gothic" w:hAnsi="Yu Gothic" w:hint="eastAsia"/>
-          <w:sz w:val="24"/>
-        </w:rPr>
-        <w:t>KVキャッシュ</w:t>
-      </w:r>
-      <w:r>
-        <w:rPr>
-          <w:rFonts w:ascii="Yu Gothic" w:eastAsia="Yu Gothic" w:hAnsi="Yu Gothic" w:hint="eastAsia"/>
-          <w:sz w:val="24"/>
-        </w:rPr>
-        <w:t>を</w:t>
-      </w:r>
-      <w:r>
-        <w:rPr>
-          <w:rFonts w:ascii="Yu Gothic" w:eastAsia="Yu Gothic" w:hAnsi="Yu Gothic" w:hint="eastAsia"/>
-          <w:sz w:val="24"/>
-        </w:rPr>
-        <w:t>情報のハブを意味する</w:t>
-      </w:r>
-      <w:r>
-        <w:rPr>
-          <w:rFonts w:ascii="Yu Gothic" w:eastAsia="Yu Gothic" w:hAnsi="Yu Gothic" w:hint="eastAsia"/>
-          <w:sz w:val="24"/>
-        </w:rPr>
-        <w:t>「ＫＶキャッシュハブ」というメモリ空間</w:t>
-      </w:r>
-      <w:r>
-        <w:rPr>
-          <w:rFonts w:ascii="Yu Gothic" w:eastAsia="Yu Gothic" w:hAnsi="Yu Gothic" w:hint="eastAsia"/>
-          <w:sz w:val="24"/>
-        </w:rPr>
-        <w:t>に置き換える。</w:t>
-      </w:r>
-    </w:p>
-    <w:p>
-      <w:pPr>
-        <w:rPr>
-          <w:rFonts w:ascii="Yu Gothic" w:eastAsia="Yu Gothic" w:hAnsi="Yu Gothic"/>
-          <w:sz w:val="24"/>
-        </w:rPr>
-      </w:pPr>
-    </w:p>
-    <w:p>
-      <w:pPr>
-        <w:rPr>
-          <w:rFonts w:ascii="Yu Gothic" w:eastAsia="Yu Gothic" w:hAnsi="Yu Gothic"/>
-          <w:sz w:val="24"/>
-        </w:rPr>
-      </w:pPr>
-      <w:r>
-        <w:rPr>
-          <w:rFonts w:ascii="Yu Gothic" w:eastAsia="Yu Gothic" w:hAnsi="Yu Gothic" w:hint="eastAsia"/>
-          <w:sz w:val="24"/>
-        </w:rPr>
-        <w:t>ＫＶキャッシュハブは、</w:t>
-      </w:r>
-    </w:p>
-    <w:p>
-      <w:pPr>
-        <w:rPr>
-          <w:rFonts w:ascii="Yu Gothic" w:eastAsia="Yu Gothic" w:hAnsi="Yu Gothic"/>
-          <w:sz w:val="24"/>
-        </w:rPr>
-      </w:pPr>
-      <w:r>
-        <w:rPr>
-          <w:rFonts w:ascii="Yu Gothic" w:eastAsia="Yu Gothic" w:hAnsi="Yu Gothic"/>
-          <w:sz w:val="24"/>
-        </w:rPr>
-        <w:t>・</w:t>
-      </w:r>
-      <w:r>
-        <w:rPr>
-          <w:rFonts w:ascii="Yu Gothic" w:eastAsia="Yu Gothic" w:hAnsi="Yu Gothic" w:hint="eastAsia"/>
-          <w:sz w:val="24"/>
-        </w:rPr>
-        <w:t>第2世代ＬＬＭと第3世代ＬＬＭとを接続するハブとなる。</w:t>
-      </w:r>
-    </w:p>
-    <w:p>
-      <w:pPr>
-        <w:rPr>
-          <w:rFonts w:ascii="Yu Gothic" w:eastAsia="Yu Gothic" w:hAnsi="Yu Gothic"/>
-          <w:sz w:val="24"/>
-        </w:rPr>
-      </w:pPr>
-      <w:r>
-        <w:rPr>
-          <w:rFonts w:ascii="Yu Gothic" w:eastAsia="Yu Gothic" w:hAnsi="Yu Gothic"/>
-          <w:sz w:val="24"/>
-        </w:rPr>
-        <w:t>・</w:t>
-      </w:r>
-      <w:r>
-        <w:rPr>
-          <w:rFonts w:ascii="Yu Gothic" w:eastAsia="Yu Gothic" w:hAnsi="Yu Gothic" w:hint="eastAsia"/>
-          <w:sz w:val="24"/>
-        </w:rPr>
-        <w:t>第２</w:t>
-      </w:r>
-      <w:r>
-        <w:rPr>
-          <w:rFonts w:ascii="Yu Gothic" w:eastAsia="Yu Gothic" w:hAnsi="Yu Gothic"/>
-          <w:sz w:val="24"/>
-        </w:rPr>
-        <w:t>世代ＬＬＭが生成した意味キューブを保管する機能</w:t>
-      </w:r>
-      <w:r>
-        <w:rPr>
-          <w:rFonts w:ascii="Yu Gothic" w:eastAsia="Yu Gothic" w:hAnsi="Yu Gothic" w:hint="eastAsia"/>
-          <w:sz w:val="24"/>
-        </w:rPr>
-        <w:t>。</w:t>
-      </w:r>
-    </w:p>
-    <w:p>
-      <w:pPr>
-        <w:rPr>
-          <w:rFonts w:ascii="Yu Gothic" w:eastAsia="Yu Gothic" w:hAnsi="Yu Gothic"/>
-          <w:sz w:val="24"/>
-        </w:rPr>
-      </w:pPr>
-      <w:r>
-        <w:rPr>
-          <w:rFonts w:ascii="Yu Gothic" w:eastAsia="Yu Gothic" w:hAnsi="Yu Gothic" w:hint="eastAsia"/>
-          <w:sz w:val="24"/>
-        </w:rPr>
-        <w:t>・第3世代が同じ意味の類似度をもつ意味キューブを読み込むためのバッファ機能。</w:t>
-      </w:r>
-    </w:p>
-    <w:p>
-      <w:pPr>
-        <w:rPr>
-          <w:rFonts w:ascii="Yu Gothic" w:eastAsia="Yu Gothic" w:hAnsi="Yu Gothic"/>
-          <w:sz w:val="24"/>
-        </w:rPr>
-      </w:pPr>
-      <w:r>
-        <w:rPr>
-          <w:rFonts w:ascii="Yu Gothic" w:eastAsia="Yu Gothic" w:hAnsi="Yu Gothic" w:hint="eastAsia"/>
-          <w:sz w:val="24"/>
-        </w:rPr>
-        <w:t>・第3世代の最終回答生成までの根拠となる意味キューブの保持を担当する。</w:t>
-      </w:r>
-    </w:p>
-    <w:p>
-      <w:pPr>
-        <w:rPr>
-          <w:rFonts w:ascii="Yu Gothic" w:eastAsia="Yu Gothic" w:hAnsi="Yu Gothic"/>
-          <w:sz w:val="24"/>
-        </w:rPr>
-      </w:pPr>
-    </w:p>
-    <w:p>
-      <w:pPr>
-        <w:rPr>
-          <w:rFonts w:ascii="Yu Gothic" w:eastAsia="Yu Gothic" w:hAnsi="Yu Gothic"/>
-          <w:sz w:val="24"/>
-        </w:rPr>
-      </w:pPr>
-      <w:r>
-        <w:rPr>
-          <w:rFonts w:ascii="Yu Gothic" w:eastAsia="Yu Gothic" w:hAnsi="Yu Gothic" w:hint="eastAsia"/>
-          <w:sz w:val="24"/>
-        </w:rPr>
-        <w:t>これらは役割で説明が分かれているが、ＩＯとしては同じメカニズムを採用する。</w:t>
-      </w:r>
-    </w:p>
-    <w:p>
-      <w:pPr>
-        <w:rPr>
-          <w:rFonts w:ascii="Yu Gothic" w:eastAsia="Yu Gothic" w:hAnsi="Yu Gothic"/>
-          <w:sz w:val="24"/>
-        </w:rPr>
-      </w:pPr>
-    </w:p>
-    <w:p>
-      <w:pPr>
-        <w:rPr>
-          <w:rFonts w:ascii="Yu Gothic" w:eastAsia="Yu Gothic" w:hAnsi="Yu Gothic"/>
-          <w:sz w:val="24"/>
-        </w:rPr>
-      </w:pPr>
-    </w:p>
-    <w:p>
-      <w:pPr>
-        <w:rPr>
-          <w:rFonts w:ascii="Yu Gothic" w:eastAsia="Yu Gothic" w:hAnsi="Yu Gothic"/>
-          <w:sz w:val="24"/>
-        </w:rPr>
-      </w:pPr>
-    </w:p>
-    <w:p>
-      <w:pPr>
-        <w:jc w:val="center"/>
-        <w:rPr>
-          <w:rFonts w:ascii="Yu Gothic" w:eastAsia="Yu Gothic" w:hAnsi="Yu Gothic"/>
-          <w:b/>
-          <w:bCs/>
-          <w:sz w:val="24"/>
-        </w:rPr>
-      </w:pPr>
-      <w:r>
-        <w:rPr>
-          <w:rFonts w:ascii="Yu Gothic" w:eastAsia="Yu Gothic" w:hAnsi="Yu Gothic"/>
-          <w:sz w:val="24"/>
-        </w:rPr>
-        <w:pict w14:anchorId="1EDEA3D5">
+      <w:r>
+        <w:rPr>
+          <w:rFonts w:ascii="Yu Gothic" w:eastAsia="Yu Gothic" w:hAnsi="Yu Gothic"/>
+          <w:sz w:val="24"/>
+        </w:rPr>
+        <w:t>ハイブリッド構成</w:t>
+      </w:r>
+    </w:p>
+    <w:p>
+      <w:pPr>
+        <w:rPr>
+          <w:rFonts w:ascii="Yu Gothic" w:eastAsia="Yu Gothic" w:hAnsi="Yu Gothic"/>
+          <w:sz w:val="24"/>
+        </w:rPr>
+      </w:pPr>
+      <w:r>
+        <w:rPr>
+          <w:rFonts w:ascii="Yu Gothic" w:eastAsia="Yu Gothic" w:hAnsi="Yu Gothic"/>
+          <w:sz w:val="24"/>
+        </w:rPr>
+        <w:pict w14:anchorId="5A91280D">
           <v:rect id="_x0000_i1050" style="width:0;height:1.5pt" o:hralign="center" o:hrstd="t" o:hr="t" fillcolor="#a0a0a0" stroked="f">
             <v:textbox inset="5.85pt,.7pt,5.85pt,.7pt"/>
           </v:rect>
         </w:pict>
       </w:r>
-      <w:r>
-        <w:rPr>
-          <w:rFonts w:ascii="Yu Gothic" w:eastAsia="Yu Gothic" w:hAnsi="Yu Gothic"/>
-          <w:sz w:val="24"/>
-        </w:rPr>
-        <w:t>■</w:t>
-      </w:r>
+    </w:p>
+    <w:p>
+      <w:pPr>
+        <w:rPr>
+          <w:rFonts w:ascii="Yu Gothic" w:eastAsia="Yu Gothic" w:hAnsi="Yu Gothic"/>
+          <w:sz w:val="24"/>
+        </w:rPr>
+      </w:pPr>
       <w:r>
         <w:rPr>
           <w:rFonts w:ascii="Yu Gothic" w:eastAsia="Yu Gothic" w:hAnsi="Yu Gothic" w:hint="eastAsia"/>
           <w:sz w:val="24"/>
         </w:rPr>
-        <w:t xml:space="preserve"> </w:t>
-      </w:r>
-      <w:r>
-        <w:rPr>
-          <w:rFonts w:ascii="Yu Gothic" w:eastAsia="Yu Gothic" w:hAnsi="Yu Gothic"/>
-          <w:b/>
-          <w:bCs/>
-          <w:sz w:val="24"/>
-        </w:rPr>
-        <w:t>応用</w:t>
-      </w:r>
+        <w:t>ここで重要になってくる構造が、KVキャッシュハブである。</w:t>
+      </w:r>
+    </w:p>
+    <w:p>
+      <w:pPr>
+        <w:rPr>
+          <w:rFonts w:ascii="Yu Gothic" w:eastAsia="Yu Gothic" w:hAnsi="Yu Gothic"/>
+          <w:sz w:val="24"/>
+        </w:rPr>
+      </w:pPr>
       <w:r>
         <w:rPr>
           <w:rFonts w:ascii="Yu Gothic" w:eastAsia="Yu Gothic" w:hAnsi="Yu Gothic" w:hint="eastAsia"/>
-          <w:b/>
-          <w:bCs/>
-          <w:sz w:val="24"/>
-        </w:rPr>
-        <w:t xml:space="preserve">　</w:t>
-      </w:r>
-      <w:r>
-        <w:rPr>
-          <w:rFonts w:ascii="Yu Gothic" w:eastAsia="Yu Gothic" w:hAnsi="Yu Gothic"/>
-          <w:b/>
-          <w:bCs/>
-          <w:sz w:val="24"/>
-        </w:rPr>
-        <w:t>高速推論</w:t>
-      </w:r>
-    </w:p>
-    <w:p>
-      <w:pPr>
+          <w:sz w:val="24"/>
+        </w:rPr>
+        <w:t>既存の</w:t>
+      </w:r>
+      <w:r>
         <w:rPr>
           <w:rFonts w:ascii="Yu Gothic" w:eastAsia="Yu Gothic" w:hAnsi="Yu Gothic" w:hint="eastAsia"/>
           <w:sz w:val="24"/>
         </w:rPr>
-      </w:pPr>
-      <w:r>
-        <w:rPr>
-          <w:rFonts w:ascii="Yu Gothic" w:eastAsia="Yu Gothic" w:hAnsi="Yu Gothic"/>
-          <w:sz w:val="24"/>
-        </w:rPr>
-        <w:pict w14:anchorId="62E84AF2">
+        <w:t>KVキャッシュ</w:t>
+      </w:r>
+      <w:r>
+        <w:rPr>
+          <w:rFonts w:ascii="Yu Gothic" w:eastAsia="Yu Gothic" w:hAnsi="Yu Gothic" w:hint="eastAsia"/>
+          <w:sz w:val="24"/>
+        </w:rPr>
+        <w:t>を</w:t>
+      </w:r>
+      <w:r>
+        <w:rPr>
+          <w:rFonts w:ascii="Yu Gothic" w:eastAsia="Yu Gothic" w:hAnsi="Yu Gothic" w:hint="eastAsia"/>
+          <w:sz w:val="24"/>
+        </w:rPr>
+        <w:t>情報のハブを意味する</w:t>
+      </w:r>
+      <w:r>
+        <w:rPr>
+          <w:rFonts w:ascii="Yu Gothic" w:eastAsia="Yu Gothic" w:hAnsi="Yu Gothic" w:hint="eastAsia"/>
+          <w:sz w:val="24"/>
+        </w:rPr>
+        <w:t>「ＫＶキャッシュハブ」というメモリ空間</w:t>
+      </w:r>
+      <w:r>
+        <w:rPr>
+          <w:rFonts w:ascii="Yu Gothic" w:eastAsia="Yu Gothic" w:hAnsi="Yu Gothic" w:hint="eastAsia"/>
+          <w:sz w:val="24"/>
+        </w:rPr>
+        <w:t>に置き換える。</w:t>
+      </w:r>
+    </w:p>
+    <w:p>
+      <w:pPr>
+        <w:rPr>
+          <w:rFonts w:ascii="Yu Gothic" w:eastAsia="Yu Gothic" w:hAnsi="Yu Gothic"/>
+          <w:sz w:val="24"/>
+        </w:rPr>
+      </w:pPr>
+    </w:p>
+    <w:p>
+      <w:pPr>
+        <w:rPr>
+          <w:rFonts w:ascii="Yu Gothic" w:eastAsia="Yu Gothic" w:hAnsi="Yu Gothic"/>
+          <w:sz w:val="24"/>
+        </w:rPr>
+      </w:pPr>
+      <w:r>
+        <w:rPr>
+          <w:rFonts w:ascii="Yu Gothic" w:eastAsia="Yu Gothic" w:hAnsi="Yu Gothic" w:hint="eastAsia"/>
+          <w:sz w:val="24"/>
+        </w:rPr>
+        <w:t>ＫＶキャッシュハブは、</w:t>
+      </w:r>
+    </w:p>
+    <w:p>
+      <w:pPr>
+        <w:rPr>
+          <w:rFonts w:ascii="Yu Gothic" w:eastAsia="Yu Gothic" w:hAnsi="Yu Gothic"/>
+          <w:sz w:val="24"/>
+        </w:rPr>
+      </w:pPr>
+      <w:r>
+        <w:rPr>
+          <w:rFonts w:ascii="Yu Gothic" w:eastAsia="Yu Gothic" w:hAnsi="Yu Gothic"/>
+          <w:sz w:val="24"/>
+        </w:rPr>
+        <w:t>・</w:t>
+      </w:r>
+      <w:r>
+        <w:rPr>
+          <w:rFonts w:ascii="Yu Gothic" w:eastAsia="Yu Gothic" w:hAnsi="Yu Gothic" w:hint="eastAsia"/>
+          <w:sz w:val="24"/>
+        </w:rPr>
+        <w:t>第2世代ＬＬＭと第3世代ＬＬＭとを接続するハブとなる。</w:t>
+      </w:r>
+    </w:p>
+    <w:p>
+      <w:pPr>
+        <w:rPr>
+          <w:rFonts w:ascii="Yu Gothic" w:eastAsia="Yu Gothic" w:hAnsi="Yu Gothic"/>
+          <w:sz w:val="24"/>
+        </w:rPr>
+      </w:pPr>
+      <w:r>
+        <w:rPr>
+          <w:rFonts w:ascii="Yu Gothic" w:eastAsia="Yu Gothic" w:hAnsi="Yu Gothic"/>
+          <w:sz w:val="24"/>
+        </w:rPr>
+        <w:t>・</w:t>
+      </w:r>
+      <w:r>
+        <w:rPr>
+          <w:rFonts w:ascii="Yu Gothic" w:eastAsia="Yu Gothic" w:hAnsi="Yu Gothic" w:hint="eastAsia"/>
+          <w:sz w:val="24"/>
+        </w:rPr>
+        <w:t>第２</w:t>
+      </w:r>
+      <w:r>
+        <w:rPr>
+          <w:rFonts w:ascii="Yu Gothic" w:eastAsia="Yu Gothic" w:hAnsi="Yu Gothic"/>
+          <w:sz w:val="24"/>
+        </w:rPr>
+        <w:t>世代ＬＬＭが生成した意味キューブを保管する機能</w:t>
+      </w:r>
+      <w:r>
+        <w:rPr>
+          <w:rFonts w:ascii="Yu Gothic" w:eastAsia="Yu Gothic" w:hAnsi="Yu Gothic" w:hint="eastAsia"/>
+          <w:sz w:val="24"/>
+        </w:rPr>
+        <w:t>。</w:t>
+      </w:r>
+    </w:p>
+    <w:p>
+      <w:pPr>
+        <w:rPr>
+          <w:rFonts w:ascii="Yu Gothic" w:eastAsia="Yu Gothic" w:hAnsi="Yu Gothic"/>
+          <w:sz w:val="24"/>
+        </w:rPr>
+      </w:pPr>
+      <w:r>
+        <w:rPr>
+          <w:rFonts w:ascii="Yu Gothic" w:eastAsia="Yu Gothic" w:hAnsi="Yu Gothic" w:hint="eastAsia"/>
+          <w:sz w:val="24"/>
+        </w:rPr>
+        <w:t>・第3世代が同じ意味の類似度をもつ意味キューブを読み込むためのバッファ機能。</w:t>
+      </w:r>
+    </w:p>
+    <w:p>
+      <w:pPr>
+        <w:rPr>
+          <w:rFonts w:ascii="Yu Gothic" w:eastAsia="Yu Gothic" w:hAnsi="Yu Gothic"/>
+          <w:sz w:val="24"/>
+        </w:rPr>
+      </w:pPr>
+      <w:r>
+        <w:rPr>
+          <w:rFonts w:ascii="Yu Gothic" w:eastAsia="Yu Gothic" w:hAnsi="Yu Gothic" w:hint="eastAsia"/>
+          <w:sz w:val="24"/>
+        </w:rPr>
+        <w:t>・第3世代の最終回答生成までの根拠となる意味キューブの保持を担当する。</w:t>
+      </w:r>
+    </w:p>
+    <w:p>
+      <w:pPr>
+        <w:rPr>
+          <w:rFonts w:ascii="Yu Gothic" w:eastAsia="Yu Gothic" w:hAnsi="Yu Gothic"/>
+          <w:sz w:val="24"/>
+        </w:rPr>
+      </w:pPr>
+    </w:p>
+    <w:p>
+      <w:pPr>
+        <w:rPr>
+          <w:rFonts w:ascii="Yu Gothic" w:eastAsia="Yu Gothic" w:hAnsi="Yu Gothic"/>
+          <w:sz w:val="24"/>
+        </w:rPr>
+      </w:pPr>
+      <w:r>
+        <w:rPr>
+          <w:rFonts w:ascii="Yu Gothic" w:eastAsia="Yu Gothic" w:hAnsi="Yu Gothic" w:hint="eastAsia"/>
+          <w:sz w:val="24"/>
+        </w:rPr>
+        <w:t>これらは役割で説明が分かれているが、ＩＯとしては同じメカニズムを採用する。</w:t>
+      </w:r>
+    </w:p>
+    <w:p>
+      <w:pPr>
+        <w:rPr>
+          <w:rFonts w:ascii="Yu Gothic" w:eastAsia="Yu Gothic" w:hAnsi="Yu Gothic"/>
+          <w:sz w:val="24"/>
+        </w:rPr>
+      </w:pPr>
+    </w:p>
+    <w:p>
+      <w:pPr>
+        <w:rPr>
+          <w:rFonts w:ascii="Yu Gothic" w:eastAsia="Yu Gothic" w:hAnsi="Yu Gothic"/>
+          <w:sz w:val="24"/>
+        </w:rPr>
+      </w:pPr>
+    </w:p>
+    <w:p>
+      <w:pPr>
+        <w:rPr>
+          <w:rFonts w:ascii="Yu Gothic" w:eastAsia="Yu Gothic" w:hAnsi="Yu Gothic"/>
+          <w:sz w:val="24"/>
+        </w:rPr>
+      </w:pPr>
+    </w:p>
+    <w:p>
+      <w:pPr>
+        <w:jc w:val="center"/>
+        <w:rPr>
+          <w:rFonts w:ascii="Yu Gothic" w:eastAsia="Yu Gothic" w:hAnsi="Yu Gothic"/>
+          <w:b/>
+          <w:bCs/>
+          <w:sz w:val="24"/>
+        </w:rPr>
+      </w:pPr>
+      <w:r>
+        <w:rPr>
+          <w:rFonts w:ascii="Yu Gothic" w:eastAsia="Yu Gothic" w:hAnsi="Yu Gothic"/>
+          <w:sz w:val="24"/>
+        </w:rPr>
+        <w:pict w14:anchorId="1EDEA3D5">
           <v:rect id="_x0000_i1051" style="width:0;height:1.5pt" o:hralign="center" o:hrstd="t" o:hr="t" fillcolor="#a0a0a0" stroked="f">
             <v:textbox inset="5.85pt,.7pt,5.85pt,.7pt"/>
           </v:rect>
         </w:pict>
       </w:r>
-    </w:p>
-    <w:p>
-      <w:pPr>
-        <w:rPr>
-          <w:rFonts w:ascii="Yu Gothic" w:eastAsia="Yu Gothic" w:hAnsi="Yu Gothic"/>
-          <w:sz w:val="24"/>
-        </w:rPr>
-      </w:pPr>
-      <w:r>
-        <w:rPr>
-          <w:rFonts w:ascii="Yu Gothic" w:eastAsia="Yu Gothic" w:hAnsi="Yu Gothic"/>
-          <w:sz w:val="24"/>
-        </w:rPr>
-        <w:t>ユーザープロンプトの受信やデータベースからのコールド呼び出しに際しては、一次元コンテキストを概念ベクトルへマッピングする処理を行う。</w:t>
-      </w:r>
-    </w:p>
-    <w:p>
-      <w:pPr>
-        <w:rPr>
-          <w:rFonts w:ascii="Yu Gothic" w:eastAsia="Yu Gothic" w:hAnsi="Yu Gothic"/>
-          <w:sz w:val="24"/>
-        </w:rPr>
-      </w:pPr>
-    </w:p>
-    <w:p>
-      <w:pPr>
-        <w:rPr>
-          <w:rFonts w:ascii="Yu Gothic" w:eastAsia="Yu Gothic" w:hAnsi="Yu Gothic"/>
-          <w:sz w:val="24"/>
-        </w:rPr>
-      </w:pPr>
-      <w:r>
-        <w:rPr>
-          <w:rFonts w:ascii="Yu Gothic" w:eastAsia="Yu Gothic" w:hAnsi="Yu Gothic"/>
-          <w:sz w:val="24"/>
-        </w:rPr>
-        <w:t>一方で、意味キューブ自体の再読み込みや各キューブからの応答生成は、概念ベクトルを直接高速に読み出す方式で運用可能であると考えられる。</w:t>
-      </w:r>
-    </w:p>
-    <w:p>
-      <w:pPr>
-        <w:rPr>
-          <w:rFonts w:ascii="Yu Gothic" w:eastAsia="Yu Gothic" w:hAnsi="Yu Gothic"/>
-          <w:sz w:val="24"/>
-        </w:rPr>
-      </w:pPr>
-      <w:r>
-        <w:rPr>
-          <w:rFonts w:ascii="Yu Gothic" w:eastAsia="Yu Gothic" w:hAnsi="Yu Gothic"/>
-          <w:sz w:val="24"/>
-        </w:rPr>
-        <w:t>これはトークナイザ</w:t>
+      <w:r>
+        <w:rPr>
+          <w:rFonts w:ascii="Yu Gothic" w:eastAsia="Yu Gothic" w:hAnsi="Yu Gothic"/>
+          <w:sz w:val="24"/>
+        </w:rPr>
+        <w:t>■</w:t>
       </w:r>
       <w:r>
         <w:rPr>
           <w:rFonts w:ascii="Yu Gothic" w:eastAsia="Yu Gothic" w:hAnsi="Yu Gothic" w:hint="eastAsia"/>
           <w:sz w:val="24"/>
         </w:rPr>
-        <w:t>ー</w:t>
-      </w:r>
-      <w:r>
-        <w:rPr>
-          <w:rFonts w:ascii="Yu Gothic" w:eastAsia="Yu Gothic" w:hAnsi="Yu Gothic"/>
-          <w:sz w:val="24"/>
-        </w:rPr>
-        <w:t>や正規化フェッチャを介さずに第3世代LLM上で高速演算を回す可能性を示唆する。</w:t>
-      </w:r>
-    </w:p>
-    <w:p>
-      <w:pPr>
-        <w:rPr>
-          <w:rFonts w:ascii="Yu Gothic" w:eastAsia="Yu Gothic" w:hAnsi="Yu Gothic"/>
-          <w:sz w:val="24"/>
-        </w:rPr>
-      </w:pPr>
-    </w:p>
-    <w:p>
-      <w:pPr>
-        <w:rPr>
-          <w:rFonts w:ascii="Yu Gothic" w:eastAsia="Yu Gothic" w:hAnsi="Yu Gothic"/>
-          <w:sz w:val="24"/>
-        </w:rPr>
-      </w:pPr>
-      <w:r>
-        <w:rPr>
-          <w:rFonts w:ascii="Yu Gothic" w:eastAsia="Yu Gothic" w:hAnsi="Yu Gothic"/>
-          <w:sz w:val="24"/>
-        </w:rPr>
-        <w:t>現時点では第3世代LLMは実装案の段階にあり、具体的な実装計画を提示するには至らない。</w:t>
-      </w:r>
-    </w:p>
-    <w:p>
-      <w:pPr>
-        <w:rPr>
-          <w:rFonts w:ascii="Yu Gothic" w:eastAsia="Yu Gothic" w:hAnsi="Yu Gothic"/>
-          <w:sz w:val="24"/>
-        </w:rPr>
-      </w:pPr>
-      <w:r>
-        <w:rPr>
-          <w:rFonts w:ascii="Yu Gothic" w:eastAsia="Yu Gothic" w:hAnsi="Yu Gothic"/>
-          <w:sz w:val="24"/>
-        </w:rPr>
-        <w:lastRenderedPageBreak/>
-        <w:t>特に、ある文章を概念ベクトル座標へ置換してマッピングした場合に</w:t>
+        <w:t xml:space="preserve"> </w:t>
+      </w:r>
+      <w:r>
+        <w:rPr>
+          <w:rFonts w:ascii="Yu Gothic" w:eastAsia="Yu Gothic" w:hAnsi="Yu Gothic"/>
+          <w:b/>
+          <w:bCs/>
+          <w:sz w:val="24"/>
+        </w:rPr>
+        <w:t>応用</w:t>
       </w:r>
       <w:r>
         <w:rPr>
           <w:rFonts w:ascii="Yu Gothic" w:eastAsia="Yu Gothic" w:hAnsi="Yu Gothic" w:hint="eastAsia"/>
-          <w:sz w:val="24"/>
-        </w:rPr>
-        <w:t>、</w:t>
-      </w:r>
-      <w:r>
-        <w:rPr>
-          <w:rFonts w:ascii="Yu Gothic" w:eastAsia="Yu Gothic" w:hAnsi="Yu Gothic"/>
-          <w:sz w:val="24"/>
-        </w:rPr>
-        <w:t>完全な再現性が得られるかは未検証である。</w:t>
-      </w:r>
-    </w:p>
-    <w:p>
-      <w:pPr>
-        <w:rPr>
-          <w:rFonts w:ascii="Yu Gothic" w:eastAsia="Yu Gothic" w:hAnsi="Yu Gothic"/>
-          <w:sz w:val="24"/>
-        </w:rPr>
-      </w:pPr>
-    </w:p>
-    <w:p>
-      <w:pPr>
-        <w:rPr>
-          <w:rFonts w:ascii="Yu Gothic" w:eastAsia="Yu Gothic" w:hAnsi="Yu Gothic"/>
-          <w:sz w:val="24"/>
-        </w:rPr>
-      </w:pPr>
-      <w:r>
-        <w:rPr>
-          <w:rFonts w:ascii="Yu Gothic" w:eastAsia="Yu Gothic" w:hAnsi="Yu Gothic"/>
-          <w:sz w:val="24"/>
-        </w:rPr>
-        <w:t>とはいえ、本アーキテクチャはコールドストレージからKVキャッシュハブへの読み出しおよびLLMへの読み込みの過程で自然言語テキストを介在させない設計を志向する。</w:t>
-      </w:r>
-    </w:p>
-    <w:p>
-      <w:pPr>
-        <w:rPr>
-          <w:rFonts w:ascii="Yu Gothic" w:eastAsia="Yu Gothic" w:hAnsi="Yu Gothic"/>
-          <w:sz w:val="24"/>
-        </w:rPr>
-      </w:pPr>
-    </w:p>
-    <w:p>
-      <w:pPr>
-        <w:rPr>
-          <w:rFonts w:ascii="Yu Gothic" w:eastAsia="Yu Gothic" w:hAnsi="Yu Gothic"/>
-          <w:b/>
-          <w:bCs/>
-          <w:sz w:val="24"/>
-          <w:u w:val="single"/>
-        </w:rPr>
-      </w:pPr>
-      <w:r>
-        <w:rPr>
-          <w:rFonts w:ascii="Yu Gothic" w:eastAsia="Yu Gothic" w:hAnsi="Yu Gothic" w:hint="eastAsia"/>
-          <w:b/>
-          <w:bCs/>
-          <w:sz w:val="24"/>
-          <w:u w:val="single"/>
-        </w:rPr>
-        <w:t>また</w:t>
-      </w:r>
-      <w:r>
-        <w:rPr>
-          <w:rFonts w:ascii="Yu Gothic" w:eastAsia="Yu Gothic" w:hAnsi="Yu Gothic"/>
-          <w:b/>
-          <w:bCs/>
-          <w:sz w:val="24"/>
-          <w:u w:val="single"/>
-        </w:rPr>
-        <w:t>将来の互換性を確保する観点から、並行してテキスト形式での保存を行うことを推奨する。</w:t>
-      </w:r>
-    </w:p>
-    <w:p>
-      <w:pPr>
-        <w:rPr>
-          <w:rFonts w:ascii="Yu Gothic" w:eastAsia="Yu Gothic" w:hAnsi="Yu Gothic"/>
-          <w:sz w:val="24"/>
-        </w:rPr>
-      </w:pPr>
-    </w:p>
-    <w:p>
-      <w:pPr>
-        <w:rPr>
-          <w:rFonts w:ascii="Yu Gothic" w:eastAsia="Yu Gothic" w:hAnsi="Yu Gothic"/>
-          <w:sz w:val="24"/>
-        </w:rPr>
-      </w:pPr>
-    </w:p>
-    <w:p>
-      <w:pPr>
-        <w:rPr>
-          <w:rFonts w:ascii="Yu Gothic" w:eastAsia="Yu Gothic" w:hAnsi="Yu Gothic"/>
-          <w:sz w:val="24"/>
-        </w:rPr>
-      </w:pPr>
-    </w:p>
-    <w:p>
-      <w:pPr>
-        <w:jc w:val="center"/>
-        <w:rPr>
-          <w:rFonts w:ascii="Yu Gothic" w:eastAsia="Yu Gothic" w:hAnsi="Yu Gothic"/>
-          <w:sz w:val="24"/>
-        </w:rPr>
-      </w:pPr>
-      <w:r>
-        <w:rPr>
-          <w:rFonts w:ascii="Yu Gothic" w:eastAsia="Yu Gothic" w:hAnsi="Yu Gothic"/>
-          <w:sz w:val="24"/>
-        </w:rPr>
-        <w:pict w14:anchorId="0833C24C">
+          <w:b/>
+          <w:bCs/>
+          <w:sz w:val="24"/>
+        </w:rPr>
+        <w:t xml:space="preserve">　</w:t>
+      </w:r>
+      <w:r>
+        <w:rPr>
+          <w:rFonts w:ascii="Yu Gothic" w:eastAsia="Yu Gothic" w:hAnsi="Yu Gothic"/>
+          <w:b/>
+          <w:bCs/>
+          <w:sz w:val="24"/>
+        </w:rPr>
+        <w:t>高速推論</w:t>
+      </w:r>
+    </w:p>
+    <w:p>
+      <w:pPr>
+        <w:rPr>
+          <w:rFonts w:ascii="Yu Gothic" w:eastAsia="Yu Gothic" w:hAnsi="Yu Gothic"/>
+          <w:sz w:val="24"/>
+        </w:rPr>
+      </w:pPr>
+      <w:r>
+        <w:rPr>
+          <w:rFonts w:ascii="Yu Gothic" w:eastAsia="Yu Gothic" w:hAnsi="Yu Gothic"/>
+          <w:sz w:val="24"/>
+        </w:rPr>
+        <w:pict w14:anchorId="62E84AF2">
           <v:rect id="_x0000_i1052" style="width:0;height:1.5pt" o:hralign="center" o:hrstd="t" o:hr="t" fillcolor="#a0a0a0" stroked="f">
             <v:textbox inset="5.85pt,.7pt,5.85pt,.7pt"/>
           </v:rect>
         </w:pict>
       </w:r>
-      <w:r>
-        <w:rPr>
-          <w:rFonts w:ascii="Yu Gothic" w:eastAsia="Yu Gothic" w:hAnsi="Yu Gothic"/>
-          <w:sz w:val="24"/>
-        </w:rPr>
-        <w:t>■ 結語：次世代AIの運用基盤</w:t>
-      </w:r>
-    </w:p>
-    <w:p>
-      <w:pPr>
+    </w:p>
+    <w:p>
+      <w:pPr>
+        <w:rPr>
+          <w:rFonts w:ascii="Yu Gothic" w:eastAsia="Yu Gothic" w:hAnsi="Yu Gothic"/>
+          <w:sz w:val="24"/>
+        </w:rPr>
+      </w:pPr>
+      <w:r>
+        <w:rPr>
+          <w:rFonts w:ascii="Yu Gothic" w:eastAsia="Yu Gothic" w:hAnsi="Yu Gothic"/>
+          <w:sz w:val="24"/>
+        </w:rPr>
+        <w:t>ユーザープロンプトの受信やデータベースからのコールド呼び出しに際しては、一次元コンテキストを概念ベクトルへマッピングする処理を行う。</w:t>
+      </w:r>
+    </w:p>
+    <w:p>
+      <w:pPr>
+        <w:rPr>
+          <w:rFonts w:ascii="Yu Gothic" w:eastAsia="Yu Gothic" w:hAnsi="Yu Gothic"/>
+          <w:sz w:val="24"/>
+        </w:rPr>
+      </w:pPr>
+    </w:p>
+    <w:p>
+      <w:pPr>
+        <w:rPr>
+          <w:rFonts w:ascii="Yu Gothic" w:eastAsia="Yu Gothic" w:hAnsi="Yu Gothic"/>
+          <w:sz w:val="24"/>
+        </w:rPr>
+      </w:pPr>
+      <w:r>
+        <w:rPr>
+          <w:rFonts w:ascii="Yu Gothic" w:eastAsia="Yu Gothic" w:hAnsi="Yu Gothic"/>
+          <w:sz w:val="24"/>
+        </w:rPr>
+        <w:t>一方で、意味キューブ自体の再読み込みや各キューブからの応答生成は、概念ベクトルを直接高速に読み出す方式で運用可能であると考えられる。</w:t>
+      </w:r>
+    </w:p>
+    <w:p>
+      <w:pPr>
+        <w:rPr>
+          <w:rFonts w:ascii="Yu Gothic" w:eastAsia="Yu Gothic" w:hAnsi="Yu Gothic"/>
+          <w:sz w:val="24"/>
+        </w:rPr>
+      </w:pPr>
+      <w:r>
+        <w:rPr>
+          <w:rFonts w:ascii="Yu Gothic" w:eastAsia="Yu Gothic" w:hAnsi="Yu Gothic"/>
+          <w:sz w:val="24"/>
+        </w:rPr>
+        <w:t>これはトークナイザ</w:t>
+      </w:r>
+      <w:r>
         <w:rPr>
           <w:rFonts w:ascii="Yu Gothic" w:eastAsia="Yu Gothic" w:hAnsi="Yu Gothic" w:hint="eastAsia"/>
           <w:sz w:val="24"/>
         </w:rPr>
-      </w:pPr>
-      <w:r>
-        <w:rPr>
-          <w:rFonts w:ascii="Yu Gothic" w:eastAsia="Yu Gothic" w:hAnsi="Yu Gothic"/>
-          <w:sz w:val="24"/>
-        </w:rPr>
-        <w:pict w14:anchorId="1935B821">
+        <w:t>ー</w:t>
+      </w:r>
+      <w:r>
+        <w:rPr>
+          <w:rFonts w:ascii="Yu Gothic" w:eastAsia="Yu Gothic" w:hAnsi="Yu Gothic"/>
+          <w:sz w:val="24"/>
+        </w:rPr>
+        <w:t>や正規化フェッチャを介さずに第3世代LLM上で高速演算を回す可能性を示唆する。</w:t>
+      </w:r>
+    </w:p>
+    <w:p>
+      <w:pPr>
+        <w:rPr>
+          <w:rFonts w:ascii="Yu Gothic" w:eastAsia="Yu Gothic" w:hAnsi="Yu Gothic"/>
+          <w:sz w:val="24"/>
+        </w:rPr>
+      </w:pPr>
+    </w:p>
+    <w:p>
+      <w:pPr>
+        <w:rPr>
+          <w:rFonts w:ascii="Yu Gothic" w:eastAsia="Yu Gothic" w:hAnsi="Yu Gothic"/>
+          <w:sz w:val="24"/>
+        </w:rPr>
+      </w:pPr>
+      <w:r>
+        <w:rPr>
+          <w:rFonts w:ascii="Yu Gothic" w:eastAsia="Yu Gothic" w:hAnsi="Yu Gothic"/>
+          <w:sz w:val="24"/>
+        </w:rPr>
+        <w:t>現時点では第3世代LLMは実装案の段階にあり、具体的な実装計画を提示するには至らない。</w:t>
+      </w:r>
+    </w:p>
+    <w:p>
+      <w:pPr>
+        <w:rPr>
+          <w:rFonts w:ascii="Yu Gothic" w:eastAsia="Yu Gothic" w:hAnsi="Yu Gothic"/>
+          <w:sz w:val="24"/>
+        </w:rPr>
+      </w:pPr>
+      <w:r>
+        <w:rPr>
+          <w:rFonts w:ascii="Yu Gothic" w:eastAsia="Yu Gothic" w:hAnsi="Yu Gothic"/>
+          <w:sz w:val="24"/>
+        </w:rPr>
+        <w:lastRenderedPageBreak/>
+        <w:t>特に、ある文章を概念ベクトル座標へ置換してマッピングした場合に</w:t>
+      </w:r>
+      <w:r>
+        <w:rPr>
+          <w:rFonts w:ascii="Yu Gothic" w:eastAsia="Yu Gothic" w:hAnsi="Yu Gothic" w:hint="eastAsia"/>
+          <w:sz w:val="24"/>
+        </w:rPr>
+        <w:t>、</w:t>
+      </w:r>
+      <w:r>
+        <w:rPr>
+          <w:rFonts w:ascii="Yu Gothic" w:eastAsia="Yu Gothic" w:hAnsi="Yu Gothic"/>
+          <w:sz w:val="24"/>
+        </w:rPr>
+        <w:t>完全な再現性が得られるかは未検証である。</w:t>
+      </w:r>
+    </w:p>
+    <w:p>
+      <w:pPr>
+        <w:rPr>
+          <w:rFonts w:ascii="Yu Gothic" w:eastAsia="Yu Gothic" w:hAnsi="Yu Gothic"/>
+          <w:sz w:val="24"/>
+        </w:rPr>
+      </w:pPr>
+    </w:p>
+    <w:p>
+      <w:pPr>
+        <w:rPr>
+          <w:rFonts w:ascii="Yu Gothic" w:eastAsia="Yu Gothic" w:hAnsi="Yu Gothic"/>
+          <w:sz w:val="24"/>
+        </w:rPr>
+      </w:pPr>
+      <w:r>
+        <w:rPr>
+          <w:rFonts w:ascii="Yu Gothic" w:eastAsia="Yu Gothic" w:hAnsi="Yu Gothic"/>
+          <w:sz w:val="24"/>
+        </w:rPr>
+        <w:t>とはいえ、本アーキテクチャはコールドストレージからKVキャッシュハブへの読み出しおよびLLMへの読み込みの過程で自然言語テキストを介在させない設計を志向する。</w:t>
+      </w:r>
+    </w:p>
+    <w:p>
+      <w:pPr>
+        <w:rPr>
+          <w:rFonts w:ascii="Yu Gothic" w:eastAsia="Yu Gothic" w:hAnsi="Yu Gothic"/>
+          <w:sz w:val="24"/>
+        </w:rPr>
+      </w:pPr>
+    </w:p>
+    <w:p>
+      <w:pPr>
+        <w:rPr>
+          <w:rFonts w:ascii="Yu Gothic" w:eastAsia="Yu Gothic" w:hAnsi="Yu Gothic"/>
+          <w:b/>
+          <w:bCs/>
+          <w:sz w:val="24"/>
+          <w:u w:val="single"/>
+        </w:rPr>
+      </w:pPr>
+      <w:r>
+        <w:rPr>
+          <w:rFonts w:ascii="Yu Gothic" w:eastAsia="Yu Gothic" w:hAnsi="Yu Gothic" w:hint="eastAsia"/>
+          <w:b/>
+          <w:bCs/>
+          <w:sz w:val="24"/>
+          <w:u w:val="single"/>
+        </w:rPr>
+        <w:t>また</w:t>
+      </w:r>
+      <w:r>
+        <w:rPr>
+          <w:rFonts w:ascii="Yu Gothic" w:eastAsia="Yu Gothic" w:hAnsi="Yu Gothic"/>
+          <w:b/>
+          <w:bCs/>
+          <w:sz w:val="24"/>
+          <w:u w:val="single"/>
+        </w:rPr>
+        <w:t>将来の互換性を確保する観点から、並行してテキスト形式での保存を行うことを推奨する。</w:t>
+      </w:r>
+    </w:p>
+    <w:p>
+      <w:pPr>
+        <w:rPr>
+          <w:rFonts w:ascii="Yu Gothic" w:eastAsia="Yu Gothic" w:hAnsi="Yu Gothic"/>
+          <w:sz w:val="24"/>
+        </w:rPr>
+      </w:pPr>
+    </w:p>
+    <w:p>
+      <w:pPr>
+        <w:rPr>
+          <w:rFonts w:ascii="Yu Gothic" w:eastAsia="Yu Gothic" w:hAnsi="Yu Gothic"/>
+          <w:sz w:val="24"/>
+        </w:rPr>
+      </w:pPr>
+    </w:p>
+    <w:p>
+      <w:pPr>
+        <w:rPr>
+          <w:rFonts w:ascii="Yu Gothic" w:eastAsia="Yu Gothic" w:hAnsi="Yu Gothic"/>
+          <w:sz w:val="24"/>
+        </w:rPr>
+      </w:pPr>
+    </w:p>
+    <w:p>
+      <w:pPr>
+        <w:jc w:val="center"/>
+        <w:rPr>
+          <w:rFonts w:ascii="Yu Gothic" w:eastAsia="Yu Gothic" w:hAnsi="Yu Gothic"/>
+          <w:sz w:val="24"/>
+        </w:rPr>
+      </w:pPr>
+      <w:r>
+        <w:rPr>
+          <w:rFonts w:ascii="Yu Gothic" w:eastAsia="Yu Gothic" w:hAnsi="Yu Gothic"/>
+          <w:sz w:val="24"/>
+        </w:rPr>
+        <w:pict w14:anchorId="0833C24C">
           <v:rect id="_x0000_i1053" style="width:0;height:1.5pt" o:hralign="center" o:hrstd="t" o:hr="t" fillcolor="#a0a0a0" stroked="f">
             <v:textbox inset="5.85pt,.7pt,5.85pt,.7pt"/>
           </v:rect>
         </w:pict>
       </w:r>
+      <w:r>
+        <w:rPr>
+          <w:rFonts w:ascii="Yu Gothic" w:eastAsia="Yu Gothic" w:hAnsi="Yu Gothic"/>
+          <w:sz w:val="24"/>
+        </w:rPr>
+        <w:t>■ 結語：次世代AIの運用基盤</w:t>
+      </w:r>
+    </w:p>
+    <w:p>
+      <w:pPr>
+        <w:rPr>
+          <w:rFonts w:ascii="Yu Gothic" w:eastAsia="Yu Gothic" w:hAnsi="Yu Gothic"/>
+          <w:sz w:val="24"/>
+        </w:rPr>
+      </w:pPr>
+      <w:r>
+        <w:rPr>
+          <w:rFonts w:ascii="Yu Gothic" w:eastAsia="Yu Gothic" w:hAnsi="Yu Gothic"/>
+          <w:sz w:val="24"/>
+        </w:rPr>
+        <w:pict w14:anchorId="1935B821">
+          <v:rect id="_x0000_i1054" style="width:0;height:1.5pt" o:hralign="center" o:hrstd="t" o:hr="t" fillcolor="#a0a0a0" stroked="f">
+            <v:textbox inset="5.85pt,.7pt,5.85pt,.7pt"/>
+          </v:rect>
+        </w:pict>
+      </w:r>
     </w:p>
     <w:p>
       <w:pPr>
@@ -7545,6 +7545,156 @@
           <w:sz w:val="24"/>
         </w:rPr>
         <w:t>提示するものである。</w:t>
+      </w:r>
+    </w:p>
+    <w:p>
+      <w:pPr>
+        <w:rPr>
+          <w:rFonts w:ascii="Yu Gothic" w:eastAsia="Yu Gothic" w:hAnsi="Yu Gothic"/>
+          <w:sz w:val="24"/>
+        </w:rPr>
+      </w:pPr>
+    </w:p>
+    <w:p>
+      <w:pPr>
+        <w:rPr>
+          <w:rFonts w:ascii="Yu Gothic" w:eastAsia="Yu Gothic" w:hAnsi="Yu Gothic"/>
+          <w:sz w:val="24"/>
+        </w:rPr>
+      </w:pPr>
+    </w:p>
+    <w:p>
+      <w:pPr>
+        <w:rPr>
+          <w:rFonts w:ascii="Yu Gothic" w:eastAsia="Yu Gothic" w:hAnsi="Yu Gothic"/>
+          <w:sz w:val="24"/>
+        </w:rPr>
+      </w:pPr>
+      <w:r>
+        <w:rPr>
+          <w:rFonts w:ascii="Yu Gothic" w:eastAsia="Yu Gothic" w:hAnsi="Yu Gothic" w:hint="eastAsia"/>
+          <w:sz w:val="24"/>
+        </w:rPr>
+        <w:lastRenderedPageBreak/>
+        <w:t>また併せて、本アーキテクチャでは対話コンテキストはKVハブに蓄積されるため、</w:t>
+      </w:r>
+    </w:p>
+    <w:p>
+      <w:pPr>
+        <w:rPr>
+          <w:rFonts w:ascii="Yu Gothic" w:eastAsia="Yu Gothic" w:hAnsi="Yu Gothic"/>
+          <w:sz w:val="24"/>
+        </w:rPr>
+      </w:pPr>
+      <w:r>
+        <w:rPr>
+          <w:rFonts w:ascii="Yu Gothic" w:eastAsia="Yu Gothic" w:hAnsi="Yu Gothic" w:hint="eastAsia"/>
+          <w:sz w:val="24"/>
+        </w:rPr>
+        <w:t>ＳＲＡＧ探査（第３章）を有効にしている限り、ＬＬＭ側にかかる負荷は一定値以上上昇しない。</w:t>
+      </w:r>
+    </w:p>
+    <w:p>
+      <w:pPr>
+        <w:jc w:val="center"/>
+        <w:rPr>
+          <w:rFonts w:ascii="Yu Gothic" w:eastAsia="Yu Gothic" w:hAnsi="Yu Gothic"/>
+          <w:b/>
+          <w:bCs/>
+          <w:sz w:val="24"/>
+        </w:rPr>
+      </w:pPr>
+      <w:r>
+        <w:rPr>
+          <w:rFonts w:ascii="Yu Gothic" w:eastAsia="Yu Gothic" w:hAnsi="Yu Gothic" w:hint="eastAsia"/>
+          <w:b/>
+          <w:bCs/>
+          <w:sz w:val="24"/>
+        </w:rPr>
+        <w:t>負荷＝直近の対話5~10個</w:t>
+      </w:r>
+      <w:r>
+        <w:rPr>
+          <w:rFonts w:ascii="Yu Gothic" w:eastAsia="Yu Gothic" w:hAnsi="Yu Gothic" w:hint="eastAsia"/>
+          <w:b/>
+          <w:bCs/>
+          <w:sz w:val="24"/>
+        </w:rPr>
+        <w:t>対話</w:t>
+      </w:r>
+      <w:r>
+        <w:rPr>
+          <w:rFonts w:ascii="Yu Gothic" w:eastAsia="Yu Gothic" w:hAnsi="Yu Gothic" w:hint="eastAsia"/>
+          <w:b/>
+          <w:bCs/>
+          <w:sz w:val="24"/>
+        </w:rPr>
+        <w:t>＋関連するTOP-K</w:t>
+      </w:r>
+      <w:r>
+        <w:rPr>
+          <w:rFonts w:ascii="Yu Gothic" w:eastAsia="Yu Gothic" w:hAnsi="Yu Gothic" w:hint="eastAsia"/>
+          <w:b/>
+          <w:bCs/>
+          <w:sz w:val="24"/>
+        </w:rPr>
+        <w:t>(3~8程度)</w:t>
+      </w:r>
+      <w:r>
+        <w:rPr>
+          <w:rFonts w:ascii="Yu Gothic" w:eastAsia="Yu Gothic" w:hAnsi="Yu Gothic" w:hint="eastAsia"/>
+          <w:b/>
+          <w:bCs/>
+          <w:sz w:val="24"/>
+        </w:rPr>
+        <w:t>対話</w:t>
+      </w:r>
+      <w:r>
+        <w:rPr>
+          <w:rFonts w:ascii="Yu Gothic" w:eastAsia="Yu Gothic" w:hAnsi="Yu Gothic" w:hint="eastAsia"/>
+          <w:b/>
+          <w:bCs/>
+          <w:sz w:val="24"/>
+        </w:rPr>
+        <w:t>となる。</w:t>
+      </w:r>
+    </w:p>
+    <w:p>
+      <w:pPr>
+        <w:rPr>
+          <w:rFonts w:ascii="Yu Gothic" w:eastAsia="Yu Gothic" w:hAnsi="Yu Gothic"/>
+          <w:sz w:val="24"/>
+        </w:rPr>
+      </w:pPr>
+    </w:p>
+    <w:p>
+      <w:pPr>
+        <w:rPr>
+          <w:rFonts w:ascii="Yu Gothic" w:eastAsia="Yu Gothic" w:hAnsi="Yu Gothic"/>
+          <w:sz w:val="24"/>
+        </w:rPr>
+      </w:pPr>
+      <w:r>
+        <w:rPr>
+          <w:rFonts w:ascii="Yu Gothic" w:eastAsia="Yu Gothic" w:hAnsi="Yu Gothic" w:hint="eastAsia"/>
+          <w:sz w:val="24"/>
+        </w:rPr>
+        <w:t>これによりスレッド管理は、対話のリセット時以外不要となる。</w:t>
+      </w:r>
+    </w:p>
+    <w:p>
+      <w:pPr>
+        <w:rPr>
+          <w:rFonts w:ascii="Yu Gothic" w:eastAsia="Yu Gothic" w:hAnsi="Yu Gothic"/>
+          <w:sz w:val="24"/>
+        </w:rPr>
+      </w:pPr>
+      <w:r>
+        <w:rPr>
+          <w:rFonts w:ascii="Yu Gothic" w:eastAsia="Yu Gothic" w:hAnsi="Yu Gothic" w:hint="eastAsia"/>
+          <w:sz w:val="24"/>
+        </w:rPr>
+        <w:t>（1対話の中に複数スレッドが内包され、自動選択されるイメージとなる）</w:t>
       </w:r>
     </w:p>
     <w:p>
@@ -12027,6 +12177,7 @@
   <w:style w:type="character" w:default="1" w:styleId="a0">
     <w:name w:val="Default Paragraph Font"/>
     <w:uiPriority w:val="1"/>
+    <w:semiHidden/>
     <w:unhideWhenUsed/>
   </w:style>
   <w:style w:type="table" w:default="1" w:styleId="a1">
